--- a/lessons/4-2/downloads/reveal/4.2-session-2-practice-form-a.docx
+++ b/lessons/4-2/downloads/reveal/4.2-session-2-practice-form-a.docx
@@ -88,6 +88,7 @@
       <w:pPr>
         <w:keepNext/>
         <w:spacing w:before="0" w:after="10" w:line="240" w:lineRule="auto"/>
+        <w:outlineLvl w:val="0"/>
       </w:pPr>
       <w:r>
         <w:rPr>
@@ -123,7 +124,7 @@
           <w:sz w:val="15"/>
           <w:szCs w:val="15"/>
         </w:rPr>
-        <w:t xml:space="preserve">   ·   6.RP.A.3c</w:t>
+        <w:t xml:space="preserve">   ·   6.AT.4</w:t>
       </w:r>
     </w:p>
     <w:p>
@@ -194,8 +195,8 @@
                 <w:rFonts w:ascii="Avenir Next" w:hAnsi="Avenir Next" w:cs="Avenir Next" w:eastAsia="Avenir Next"/>
                 <w:b/>
                 <w:color w:val="003A70"/>
-                <w:sz w:val="18"/>
-                <w:szCs w:val="18"/>
+                <w:sz w:val="19"/>
+                <w:szCs w:val="19"/>
               </w:rPr>
               <w:t xml:space="preserve">•</w:t>
             </w:r>
@@ -203,8 +204,8 @@
               <w:rPr>
                 <w:rFonts w:ascii="Avenir Next" w:hAnsi="Avenir Next" w:cs="Avenir Next" w:eastAsia="Avenir Next"/>
                 <w:color w:val="1A1A1A"/>
-                <w:sz w:val="18"/>
-                <w:szCs w:val="18"/>
+                <w:sz w:val="19"/>
+                <w:szCs w:val="19"/>
               </w:rPr>
               <w:tab/>
             </w:r>
@@ -212,8 +213,8 @@
               <w:rPr>
                 <w:rFonts w:ascii="Avenir Next" w:hAnsi="Avenir Next" w:cs="Avenir Next" w:eastAsia="Avenir Next"/>
                 <w:color w:val="1A1A1A"/>
-                <w:sz w:val="18"/>
-                <w:szCs w:val="18"/>
+                <w:sz w:val="19"/>
+                <w:szCs w:val="19"/>
               </w:rPr>
               <w:t xml:space="preserve">To compare, write every value in the </w:t>
             </w:r>
@@ -222,8 +223,8 @@
                 <w:rFonts w:ascii="Avenir Next" w:hAnsi="Avenir Next" w:cs="Avenir Next" w:eastAsia="Avenir Next"/>
                 <w:b/>
                 <w:color w:val="1A1A1A"/>
-                <w:sz w:val="18"/>
-                <w:szCs w:val="18"/>
+                <w:sz w:val="19"/>
+                <w:szCs w:val="19"/>
               </w:rPr>
               <w:t xml:space="preserve">same form</w:t>
             </w:r>
@@ -231,8 +232,8 @@
               <w:rPr>
                 <w:rFonts w:ascii="Avenir Next" w:hAnsi="Avenir Next" w:cs="Avenir Next" w:eastAsia="Avenir Next"/>
                 <w:color w:val="1A1A1A"/>
-                <w:sz w:val="18"/>
-                <w:szCs w:val="18"/>
+                <w:sz w:val="19"/>
+                <w:szCs w:val="19"/>
               </w:rPr>
               <w:t xml:space="preserve">. Percents work well.</w:t>
             </w:r>
@@ -250,8 +251,8 @@
                 <w:rFonts w:ascii="Avenir Next" w:hAnsi="Avenir Next" w:cs="Avenir Next" w:eastAsia="Avenir Next"/>
                 <w:b/>
                 <w:color w:val="003A70"/>
-                <w:sz w:val="18"/>
-                <w:szCs w:val="18"/>
+                <w:sz w:val="19"/>
+                <w:szCs w:val="19"/>
               </w:rPr>
               <w:t xml:space="preserve">•</w:t>
             </w:r>
@@ -259,8 +260,8 @@
               <w:rPr>
                 <w:rFonts w:ascii="Avenir Next" w:hAnsi="Avenir Next" w:cs="Avenir Next" w:eastAsia="Avenir Next"/>
                 <w:color w:val="1A1A1A"/>
-                <w:sz w:val="18"/>
-                <w:szCs w:val="18"/>
+                <w:sz w:val="19"/>
+                <w:szCs w:val="19"/>
               </w:rPr>
               <w:tab/>
             </w:r>
@@ -268,8 +269,8 @@
               <w:rPr>
                 <w:rFonts w:ascii="Avenir Next" w:hAnsi="Avenir Next" w:cs="Avenir Next" w:eastAsia="Avenir Next"/>
                 <w:color w:val="1A1A1A"/>
-                <w:sz w:val="18"/>
-                <w:szCs w:val="18"/>
+                <w:sz w:val="19"/>
+                <w:szCs w:val="19"/>
               </w:rPr>
               <w:t xml:space="preserve">Hundredths are the bridge: 0.6 = 0.60 = 60%, not 6%.</w:t>
             </w:r>
@@ -287,8 +288,8 @@
                 <w:rFonts w:ascii="Avenir Next" w:hAnsi="Avenir Next" w:cs="Avenir Next" w:eastAsia="Avenir Next"/>
                 <w:b/>
                 <w:color w:val="003A70"/>
-                <w:sz w:val="18"/>
-                <w:szCs w:val="18"/>
+                <w:sz w:val="19"/>
+                <w:szCs w:val="19"/>
               </w:rPr>
               <w:t xml:space="preserve">•</w:t>
             </w:r>
@@ -296,8 +297,8 @@
               <w:rPr>
                 <w:rFonts w:ascii="Avenir Next" w:hAnsi="Avenir Next" w:cs="Avenir Next" w:eastAsia="Avenir Next"/>
                 <w:color w:val="1A1A1A"/>
-                <w:sz w:val="18"/>
-                <w:szCs w:val="18"/>
+                <w:sz w:val="19"/>
+                <w:szCs w:val="19"/>
               </w:rPr>
               <w:tab/>
             </w:r>
@@ -305,8 +306,8 @@
               <w:rPr>
                 <w:rFonts w:ascii="Avenir Next" w:hAnsi="Avenir Next" w:cs="Avenir Next" w:eastAsia="Avenir Next"/>
                 <w:color w:val="1A1A1A"/>
-                <w:sz w:val="18"/>
-                <w:szCs w:val="18"/>
+                <w:sz w:val="19"/>
+                <w:szCs w:val="19"/>
               </w:rPr>
               <w:t xml:space="preserve">If the denominator does not go into 100, divide: 3 ÷ 8 = 0.375 = 37.5%. </w:t>
             </w:r>
@@ -315,8 +316,8 @@
                 <w:rFonts w:ascii="Avenir Next" w:hAnsi="Avenir Next" w:cs="Avenir Next" w:eastAsia="Avenir Next"/>
                 <w:b/>
                 <w:color w:val="1A1A1A"/>
-                <w:sz w:val="18"/>
-                <w:szCs w:val="18"/>
+                <w:sz w:val="19"/>
+                <w:szCs w:val="19"/>
               </w:rPr>
               <w:t xml:space="preserve">Equal values tie.</w:t>
             </w:r>
@@ -352,8 +353,8 @@
               <w:rPr>
                 <w:rFonts w:ascii="Avenir Next" w:hAnsi="Avenir Next" w:cs="Avenir Next" w:eastAsia="Avenir Next"/>
                 <w:color w:val="1A1A1A"/>
-                <w:sz w:val="17"/>
-                <w:szCs w:val="17"/>
+                <w:sz w:val="18"/>
+                <w:szCs w:val="18"/>
               </w:rPr>
               <w:t xml:space="preserve">Order 0.7, 3/5, and 65% from least to greatest.</w:t>
             </w:r>
@@ -371,8 +372,8 @@
                 <w:rFonts w:ascii="Avenir Next" w:hAnsi="Avenir Next" w:cs="Avenir Next" w:eastAsia="Avenir Next"/>
                 <w:b/>
                 <w:color w:val="003A70"/>
-                <w:sz w:val="17"/>
-                <w:szCs w:val="17"/>
+                <w:sz w:val="18"/>
+                <w:szCs w:val="18"/>
               </w:rPr>
               <w:t xml:space="preserve">Step 1</w:t>
             </w:r>
@@ -380,8 +381,8 @@
               <w:rPr>
                 <w:rFonts w:ascii="Avenir Next" w:hAnsi="Avenir Next" w:cs="Avenir Next" w:eastAsia="Avenir Next"/>
                 <w:color w:val="1A1A1A"/>
-                <w:sz w:val="17"/>
-                <w:szCs w:val="17"/>
+                <w:sz w:val="18"/>
+                <w:szCs w:val="18"/>
               </w:rPr>
               <w:tab/>
             </w:r>
@@ -389,8 +390,8 @@
               <w:rPr>
                 <w:rFonts w:ascii="Avenir Next" w:hAnsi="Avenir Next" w:cs="Avenir Next" w:eastAsia="Avenir Next"/>
                 <w:color w:val="1A1A1A"/>
-                <w:sz w:val="17"/>
-                <w:szCs w:val="17"/>
+                <w:sz w:val="18"/>
+                <w:szCs w:val="18"/>
               </w:rPr>
               <w:t xml:space="preserve">0.7 = 0.70 = 70%</w:t>
             </w:r>
@@ -408,8 +409,8 @@
                 <w:rFonts w:ascii="Avenir Next" w:hAnsi="Avenir Next" w:cs="Avenir Next" w:eastAsia="Avenir Next"/>
                 <w:b/>
                 <w:color w:val="003A70"/>
-                <w:sz w:val="17"/>
-                <w:szCs w:val="17"/>
+                <w:sz w:val="18"/>
+                <w:szCs w:val="18"/>
               </w:rPr>
               <w:t xml:space="preserve">Step 2</w:t>
             </w:r>
@@ -417,8 +418,8 @@
               <w:rPr>
                 <w:rFonts w:ascii="Avenir Next" w:hAnsi="Avenir Next" w:cs="Avenir Next" w:eastAsia="Avenir Next"/>
                 <w:color w:val="1A1A1A"/>
-                <w:sz w:val="17"/>
-                <w:szCs w:val="17"/>
+                <w:sz w:val="18"/>
+                <w:szCs w:val="18"/>
               </w:rPr>
               <w:tab/>
             </w:r>
@@ -426,8 +427,8 @@
               <w:rPr>
                 <w:rFonts w:ascii="Avenir Next" w:hAnsi="Avenir Next" w:cs="Avenir Next" w:eastAsia="Avenir Next"/>
                 <w:color w:val="1A1A1A"/>
-                <w:sz w:val="17"/>
-                <w:szCs w:val="17"/>
+                <w:sz w:val="18"/>
+                <w:szCs w:val="18"/>
               </w:rPr>
               <w:t xml:space="preserve">3/5 = 60/100 = 60%</w:t>
             </w:r>
@@ -445,8 +446,8 @@
                 <w:rFonts w:ascii="Avenir Next" w:hAnsi="Avenir Next" w:cs="Avenir Next" w:eastAsia="Avenir Next"/>
                 <w:b/>
                 <w:color w:val="003A70"/>
-                <w:sz w:val="17"/>
-                <w:szCs w:val="17"/>
+                <w:sz w:val="18"/>
+                <w:szCs w:val="18"/>
               </w:rPr>
               <w:t xml:space="preserve">Step 3</w:t>
             </w:r>
@@ -454,8 +455,8 @@
               <w:rPr>
                 <w:rFonts w:ascii="Avenir Next" w:hAnsi="Avenir Next" w:cs="Avenir Next" w:eastAsia="Avenir Next"/>
                 <w:color w:val="1A1A1A"/>
-                <w:sz w:val="17"/>
-                <w:szCs w:val="17"/>
+                <w:sz w:val="18"/>
+                <w:szCs w:val="18"/>
               </w:rPr>
               <w:tab/>
             </w:r>
@@ -463,8 +464,8 @@
               <w:rPr>
                 <w:rFonts w:ascii="Avenir Next" w:hAnsi="Avenir Next" w:cs="Avenir Next" w:eastAsia="Avenir Next"/>
                 <w:color w:val="1A1A1A"/>
-                <w:sz w:val="17"/>
-                <w:szCs w:val="17"/>
+                <w:sz w:val="18"/>
+                <w:szCs w:val="18"/>
               </w:rPr>
               <w:t xml:space="preserve">Compare: 60% &lt; 65% &lt; 70%</w:t>
             </w:r>
@@ -482,8 +483,8 @@
                 <w:rFonts w:ascii="Avenir Next" w:hAnsi="Avenir Next" w:cs="Avenir Next" w:eastAsia="Avenir Next"/>
                 <w:b/>
                 <w:color w:val="1A1A1A"/>
-                <w:sz w:val="17"/>
-                <w:szCs w:val="17"/>
+                <w:sz w:val="18"/>
+                <w:szCs w:val="18"/>
               </w:rPr>
               <w:t xml:space="preserve">Answer</w:t>
             </w:r>
@@ -491,8 +492,8 @@
               <w:rPr>
                 <w:rFonts w:ascii="Avenir Next" w:hAnsi="Avenir Next" w:cs="Avenir Next" w:eastAsia="Avenir Next"/>
                 <w:color w:val="1A1A1A"/>
-                <w:sz w:val="17"/>
-                <w:szCs w:val="17"/>
+                <w:sz w:val="18"/>
+                <w:szCs w:val="18"/>
               </w:rPr>
               <w:tab/>
             </w:r>
@@ -501,8 +502,8 @@
                 <w:rFonts w:ascii="Avenir Next" w:hAnsi="Avenir Next" w:cs="Avenir Next" w:eastAsia="Avenir Next"/>
                 <w:b/>
                 <w:color w:val="1A1A1A"/>
-                <w:sz w:val="17"/>
-                <w:szCs w:val="17"/>
+                <w:sz w:val="18"/>
+                <w:szCs w:val="18"/>
               </w:rPr>
               <w:t xml:space="preserve">3/5, 65%, 0.7</w:t>
             </w:r>
@@ -614,6 +615,7 @@
           <w:tab w:val="right" w:pos="9504"/>
         </w:tabs>
         <w:spacing w:before="90" w:after="50" w:line="240" w:lineRule="auto"/>
+        <w:outlineLvl w:val="1"/>
       </w:pPr>
       <w:r>
         <w:rPr>
@@ -698,8 +700,8 @@
                 <w:rFonts w:ascii="Avenir Next" w:hAnsi="Avenir Next" w:cs="Avenir Next" w:eastAsia="Avenir Next"/>
                 <w:b/>
                 <w:color w:val="1A1A1A"/>
-                <w:sz w:val="20"/>
-                <w:szCs w:val="20"/>
+                <w:sz w:val="21"/>
+                <w:szCs w:val="21"/>
               </w:rPr>
               <w:t xml:space="preserve">1.</w:t>
             </w:r>
@@ -707,8 +709,8 @@
               <w:rPr>
                 <w:rFonts w:ascii="Avenir Next" w:hAnsi="Avenir Next" w:cs="Avenir Next" w:eastAsia="Avenir Next"/>
                 <w:color w:val="1A1A1A"/>
-                <w:sz w:val="20"/>
-                <w:szCs w:val="20"/>
+                <w:sz w:val="21"/>
+                <w:szCs w:val="21"/>
               </w:rPr>
               <w:tab/>
             </w:r>
@@ -716,8 +718,8 @@
               <w:rPr>
                 <w:rFonts w:ascii="Avenir Next" w:hAnsi="Avenir Next" w:cs="Avenir Next" w:eastAsia="Avenir Next"/>
                 <w:color w:val="1A1A1A"/>
-                <w:sz w:val="20"/>
-                <w:szCs w:val="20"/>
+                <w:sz w:val="21"/>
+                <w:szCs w:val="21"/>
               </w:rPr>
               <w:t xml:space="preserve">Write &lt;, &gt;, or = in each blank.</w:t>
             </w:r>
@@ -752,7 +754,7 @@
             <w:tr>
               <w:trPr>
                 <w:cantSplit/>
-                <w:trHeight w:val="504" w:hRule="atLeast"/>
+                <w:trHeight w:val="644" w:hRule="atLeast"/>
               </w:trPr>
               <w:tc>
                 <w:tcPr>
@@ -772,8 +774,8 @@
                       <w:rFonts w:ascii="Avenir Next" w:hAnsi="Avenir Next" w:cs="Avenir Next" w:eastAsia="Avenir Next"/>
                       <w:b/>
                       <w:color w:val="003A70"/>
-                      <w:sz w:val="20"/>
-                      <w:szCs w:val="20"/>
+                      <w:sz w:val="21"/>
+                      <w:szCs w:val="21"/>
                     </w:rPr>
                     <w:t xml:space="preserve">a.</w:t>
                   </w:r>
@@ -781,8 +783,8 @@
                     <w:rPr>
                       <w:rFonts w:ascii="Avenir Next" w:hAnsi="Avenir Next" w:cs="Avenir Next" w:eastAsia="Avenir Next"/>
                       <w:color w:val="1A1A1A"/>
-                      <w:sz w:val="20"/>
-                      <w:szCs w:val="20"/>
+                      <w:sz w:val="21"/>
+                      <w:szCs w:val="21"/>
                     </w:rPr>
                     <w:tab/>
                   </w:r>
@@ -790,8 +792,8 @@
                     <w:rPr>
                       <w:rFonts w:ascii="Avenir Next" w:hAnsi="Avenir Next" w:cs="Avenir Next" w:eastAsia="Avenir Next"/>
                       <w:color w:val="1A1A1A"/>
-                      <w:sz w:val="20"/>
-                      <w:szCs w:val="20"/>
+                      <w:sz w:val="21"/>
+                      <w:szCs w:val="21"/>
                     </w:rPr>
                     <w:t xml:space="preserve">0.8 </w:t>
                   </w:r>
@@ -799,8 +801,8 @@
                     <w:rPr>
                       <w:rFonts w:ascii="Avenir Next" w:hAnsi="Avenir Next" w:cs="Avenir Next" w:eastAsia="Avenir Next"/>
                       <w:color w:val="1A1A1A"/>
-                      <w:sz w:val="20"/>
-                      <w:szCs w:val="20"/>
+                      <w:sz w:val="21"/>
+                      <w:szCs w:val="21"/>
                       <w:u w:val="single"/>
                     </w:rPr>
                     <w:t xml:space="preserve">      </w:t>
@@ -809,8 +811,8 @@
                     <w:rPr>
                       <w:rFonts w:ascii="Avenir Next" w:hAnsi="Avenir Next" w:cs="Avenir Next" w:eastAsia="Avenir Next"/>
                       <w:color w:val="1A1A1A"/>
-                      <w:sz w:val="20"/>
-                      <w:szCs w:val="20"/>
+                      <w:sz w:val="21"/>
+                      <w:szCs w:val="21"/>
                     </w:rPr>
                     <w:t xml:space="preserve"> 79%</w:t>
                   </w:r>
@@ -834,8 +836,8 @@
                       <w:rFonts w:ascii="Avenir Next" w:hAnsi="Avenir Next" w:cs="Avenir Next" w:eastAsia="Avenir Next"/>
                       <w:b/>
                       <w:color w:val="003A70"/>
-                      <w:sz w:val="20"/>
-                      <w:szCs w:val="20"/>
+                      <w:sz w:val="21"/>
+                      <w:szCs w:val="21"/>
                     </w:rPr>
                     <w:t xml:space="preserve">b.</w:t>
                   </w:r>
@@ -843,8 +845,8 @@
                     <w:rPr>
                       <w:rFonts w:ascii="Avenir Next" w:hAnsi="Avenir Next" w:cs="Avenir Next" w:eastAsia="Avenir Next"/>
                       <w:color w:val="1A1A1A"/>
-                      <w:sz w:val="20"/>
-                      <w:szCs w:val="20"/>
+                      <w:sz w:val="21"/>
+                      <w:szCs w:val="21"/>
                     </w:rPr>
                     <w:tab/>
                   </w:r>
@@ -852,8 +854,8 @@
                     <w:rPr>
                       <w:rFonts w:ascii="Avenir Next" w:hAnsi="Avenir Next" w:cs="Avenir Next" w:eastAsia="Avenir Next"/>
                       <w:color w:val="1A1A1A"/>
-                      <w:sz w:val="20"/>
-                      <w:szCs w:val="20"/>
+                      <w:sz w:val="21"/>
+                      <w:szCs w:val="21"/>
                     </w:rPr>
                     <w:t xml:space="preserve">2/5 </w:t>
                   </w:r>
@@ -861,8 +863,8 @@
                     <w:rPr>
                       <w:rFonts w:ascii="Avenir Next" w:hAnsi="Avenir Next" w:cs="Avenir Next" w:eastAsia="Avenir Next"/>
                       <w:color w:val="1A1A1A"/>
-                      <w:sz w:val="20"/>
-                      <w:szCs w:val="20"/>
+                      <w:sz w:val="21"/>
+                      <w:szCs w:val="21"/>
                       <w:u w:val="single"/>
                     </w:rPr>
                     <w:t xml:space="preserve">      </w:t>
@@ -871,8 +873,8 @@
                     <w:rPr>
                       <w:rFonts w:ascii="Avenir Next" w:hAnsi="Avenir Next" w:cs="Avenir Next" w:eastAsia="Avenir Next"/>
                       <w:color w:val="1A1A1A"/>
-                      <w:sz w:val="20"/>
-                      <w:szCs w:val="20"/>
+                      <w:sz w:val="21"/>
+                      <w:szCs w:val="21"/>
                     </w:rPr>
                     <w:t xml:space="preserve"> 0.45</w:t>
                   </w:r>
@@ -896,8 +898,8 @@
                       <w:rFonts w:ascii="Avenir Next" w:hAnsi="Avenir Next" w:cs="Avenir Next" w:eastAsia="Avenir Next"/>
                       <w:b/>
                       <w:color w:val="003A70"/>
-                      <w:sz w:val="20"/>
-                      <w:szCs w:val="20"/>
+                      <w:sz w:val="21"/>
+                      <w:szCs w:val="21"/>
                     </w:rPr>
                     <w:t xml:space="preserve">c.</w:t>
                   </w:r>
@@ -905,8 +907,8 @@
                     <w:rPr>
                       <w:rFonts w:ascii="Avenir Next" w:hAnsi="Avenir Next" w:cs="Avenir Next" w:eastAsia="Avenir Next"/>
                       <w:color w:val="1A1A1A"/>
-                      <w:sz w:val="20"/>
-                      <w:szCs w:val="20"/>
+                      <w:sz w:val="21"/>
+                      <w:szCs w:val="21"/>
                     </w:rPr>
                     <w:tab/>
                   </w:r>
@@ -914,8 +916,8 @@
                     <w:rPr>
                       <w:rFonts w:ascii="Avenir Next" w:hAnsi="Avenir Next" w:cs="Avenir Next" w:eastAsia="Avenir Next"/>
                       <w:color w:val="1A1A1A"/>
-                      <w:sz w:val="20"/>
-                      <w:szCs w:val="20"/>
+                      <w:sz w:val="21"/>
+                      <w:szCs w:val="21"/>
                     </w:rPr>
                     <w:t xml:space="preserve">0.7 </w:t>
                   </w:r>
@@ -923,8 +925,8 @@
                     <w:rPr>
                       <w:rFonts w:ascii="Avenir Next" w:hAnsi="Avenir Next" w:cs="Avenir Next" w:eastAsia="Avenir Next"/>
                       <w:color w:val="1A1A1A"/>
-                      <w:sz w:val="20"/>
-                      <w:szCs w:val="20"/>
+                      <w:sz w:val="21"/>
+                      <w:szCs w:val="21"/>
                       <w:u w:val="single"/>
                     </w:rPr>
                     <w:t xml:space="preserve">      </w:t>
@@ -933,8 +935,8 @@
                     <w:rPr>
                       <w:rFonts w:ascii="Avenir Next" w:hAnsi="Avenir Next" w:cs="Avenir Next" w:eastAsia="Avenir Next"/>
                       <w:color w:val="1A1A1A"/>
-                      <w:sz w:val="20"/>
-                      <w:szCs w:val="20"/>
+                      <w:sz w:val="21"/>
+                      <w:szCs w:val="21"/>
                     </w:rPr>
                     <w:t xml:space="preserve"> 7/10</w:t>
                   </w:r>
@@ -944,7 +946,7 @@
             <w:tr>
               <w:trPr>
                 <w:cantSplit/>
-                <w:trHeight w:val="504" w:hRule="atLeast"/>
+                <w:trHeight w:val="644" w:hRule="atLeast"/>
               </w:trPr>
               <w:tc>
                 <w:tcPr>
@@ -964,8 +966,8 @@
                       <w:rFonts w:ascii="Avenir Next" w:hAnsi="Avenir Next" w:cs="Avenir Next" w:eastAsia="Avenir Next"/>
                       <w:b/>
                       <w:color w:val="003A70"/>
-                      <w:sz w:val="20"/>
-                      <w:szCs w:val="20"/>
+                      <w:sz w:val="21"/>
+                      <w:szCs w:val="21"/>
                     </w:rPr>
                     <w:t xml:space="preserve">d.</w:t>
                   </w:r>
@@ -973,8 +975,8 @@
                     <w:rPr>
                       <w:rFonts w:ascii="Avenir Next" w:hAnsi="Avenir Next" w:cs="Avenir Next" w:eastAsia="Avenir Next"/>
                       <w:color w:val="1A1A1A"/>
-                      <w:sz w:val="20"/>
-                      <w:szCs w:val="20"/>
+                      <w:sz w:val="21"/>
+                      <w:szCs w:val="21"/>
                     </w:rPr>
                     <w:tab/>
                   </w:r>
@@ -982,8 +984,8 @@
                     <w:rPr>
                       <w:rFonts w:ascii="Avenir Next" w:hAnsi="Avenir Next" w:cs="Avenir Next" w:eastAsia="Avenir Next"/>
                       <w:color w:val="1A1A1A"/>
-                      <w:sz w:val="20"/>
-                      <w:szCs w:val="20"/>
+                      <w:sz w:val="21"/>
+                      <w:szCs w:val="21"/>
                     </w:rPr>
                     <w:t xml:space="preserve">1/4 </w:t>
                   </w:r>
@@ -991,8 +993,8 @@
                     <w:rPr>
                       <w:rFonts w:ascii="Avenir Next" w:hAnsi="Avenir Next" w:cs="Avenir Next" w:eastAsia="Avenir Next"/>
                       <w:color w:val="1A1A1A"/>
-                      <w:sz w:val="20"/>
-                      <w:szCs w:val="20"/>
+                      <w:sz w:val="21"/>
+                      <w:szCs w:val="21"/>
                       <w:u w:val="single"/>
                     </w:rPr>
                     <w:t xml:space="preserve">      </w:t>
@@ -1001,8 +1003,8 @@
                     <w:rPr>
                       <w:rFonts w:ascii="Avenir Next" w:hAnsi="Avenir Next" w:cs="Avenir Next" w:eastAsia="Avenir Next"/>
                       <w:color w:val="1A1A1A"/>
-                      <w:sz w:val="20"/>
-                      <w:szCs w:val="20"/>
+                      <w:sz w:val="21"/>
+                      <w:szCs w:val="21"/>
                     </w:rPr>
                     <w:t xml:space="preserve"> 0.3</w:t>
                   </w:r>
@@ -1026,8 +1028,8 @@
                       <w:rFonts w:ascii="Avenir Next" w:hAnsi="Avenir Next" w:cs="Avenir Next" w:eastAsia="Avenir Next"/>
                       <w:b/>
                       <w:color w:val="003A70"/>
-                      <w:sz w:val="20"/>
-                      <w:szCs w:val="20"/>
+                      <w:sz w:val="21"/>
+                      <w:szCs w:val="21"/>
                     </w:rPr>
                     <w:t xml:space="preserve">e.</w:t>
                   </w:r>
@@ -1035,8 +1037,8 @@
                     <w:rPr>
                       <w:rFonts w:ascii="Avenir Next" w:hAnsi="Avenir Next" w:cs="Avenir Next" w:eastAsia="Avenir Next"/>
                       <w:color w:val="1A1A1A"/>
-                      <w:sz w:val="20"/>
-                      <w:szCs w:val="20"/>
+                      <w:sz w:val="21"/>
+                      <w:szCs w:val="21"/>
                     </w:rPr>
                     <w:tab/>
                   </w:r>
@@ -1044,8 +1046,8 @@
                     <w:rPr>
                       <w:rFonts w:ascii="Avenir Next" w:hAnsi="Avenir Next" w:cs="Avenir Next" w:eastAsia="Avenir Next"/>
                       <w:color w:val="1A1A1A"/>
-                      <w:sz w:val="20"/>
-                      <w:szCs w:val="20"/>
+                      <w:sz w:val="21"/>
+                      <w:szCs w:val="21"/>
                     </w:rPr>
                     <w:t xml:space="preserve">0.05 </w:t>
                   </w:r>
@@ -1053,8 +1055,8 @@
                     <w:rPr>
                       <w:rFonts w:ascii="Avenir Next" w:hAnsi="Avenir Next" w:cs="Avenir Next" w:eastAsia="Avenir Next"/>
                       <w:color w:val="1A1A1A"/>
-                      <w:sz w:val="20"/>
-                      <w:szCs w:val="20"/>
+                      <w:sz w:val="21"/>
+                      <w:szCs w:val="21"/>
                       <w:u w:val="single"/>
                     </w:rPr>
                     <w:t xml:space="preserve">      </w:t>
@@ -1063,8 +1065,8 @@
                     <w:rPr>
                       <w:rFonts w:ascii="Avenir Next" w:hAnsi="Avenir Next" w:cs="Avenir Next" w:eastAsia="Avenir Next"/>
                       <w:color w:val="1A1A1A"/>
-                      <w:sz w:val="20"/>
-                      <w:szCs w:val="20"/>
+                      <w:sz w:val="21"/>
+                      <w:szCs w:val="21"/>
                     </w:rPr>
                     <w:t xml:space="preserve"> 50%</w:t>
                   </w:r>
@@ -1088,8 +1090,8 @@
                       <w:rFonts w:ascii="Avenir Next" w:hAnsi="Avenir Next" w:cs="Avenir Next" w:eastAsia="Avenir Next"/>
                       <w:b/>
                       <w:color w:val="003A70"/>
-                      <w:sz w:val="20"/>
-                      <w:szCs w:val="20"/>
+                      <w:sz w:val="21"/>
+                      <w:szCs w:val="21"/>
                     </w:rPr>
                     <w:t xml:space="preserve">f.</w:t>
                   </w:r>
@@ -1097,8 +1099,8 @@
                     <w:rPr>
                       <w:rFonts w:ascii="Avenir Next" w:hAnsi="Avenir Next" w:cs="Avenir Next" w:eastAsia="Avenir Next"/>
                       <w:color w:val="1A1A1A"/>
-                      <w:sz w:val="20"/>
-                      <w:szCs w:val="20"/>
+                      <w:sz w:val="21"/>
+                      <w:szCs w:val="21"/>
                     </w:rPr>
                     <w:tab/>
                   </w:r>
@@ -1106,8 +1108,8 @@
                     <w:rPr>
                       <w:rFonts w:ascii="Avenir Next" w:hAnsi="Avenir Next" w:cs="Avenir Next" w:eastAsia="Avenir Next"/>
                       <w:color w:val="1A1A1A"/>
-                      <w:sz w:val="20"/>
-                      <w:szCs w:val="20"/>
+                      <w:sz w:val="21"/>
+                      <w:szCs w:val="21"/>
                     </w:rPr>
                     <w:t xml:space="preserve">3/4 </w:t>
                   </w:r>
@@ -1115,8 +1117,8 @@
                     <w:rPr>
                       <w:rFonts w:ascii="Avenir Next" w:hAnsi="Avenir Next" w:cs="Avenir Next" w:eastAsia="Avenir Next"/>
                       <w:color w:val="1A1A1A"/>
-                      <w:sz w:val="20"/>
-                      <w:szCs w:val="20"/>
+                      <w:sz w:val="21"/>
+                      <w:szCs w:val="21"/>
                       <w:u w:val="single"/>
                     </w:rPr>
                     <w:t xml:space="preserve">      </w:t>
@@ -1125,8 +1127,8 @@
                     <w:rPr>
                       <w:rFonts w:ascii="Avenir Next" w:hAnsi="Avenir Next" w:cs="Avenir Next" w:eastAsia="Avenir Next"/>
                       <w:color w:val="1A1A1A"/>
-                      <w:sz w:val="20"/>
-                      <w:szCs w:val="20"/>
+                      <w:sz w:val="21"/>
+                      <w:szCs w:val="21"/>
                     </w:rPr>
                     <w:t xml:space="preserve"> 72%</w:t>
                   </w:r>
@@ -1199,8 +1201,8 @@
                 <w:rFonts w:ascii="Avenir Next" w:hAnsi="Avenir Next" w:cs="Avenir Next" w:eastAsia="Avenir Next"/>
                 <w:b/>
                 <w:color w:val="1A1A1A"/>
-                <w:sz w:val="20"/>
-                <w:szCs w:val="20"/>
+                <w:sz w:val="21"/>
+                <w:szCs w:val="21"/>
               </w:rPr>
               <w:t xml:space="preserve">2.</w:t>
             </w:r>
@@ -1208,8 +1210,8 @@
               <w:rPr>
                 <w:rFonts w:ascii="Avenir Next" w:hAnsi="Avenir Next" w:cs="Avenir Next" w:eastAsia="Avenir Next"/>
                 <w:color w:val="1A1A1A"/>
-                <w:sz w:val="20"/>
-                <w:szCs w:val="20"/>
+                <w:sz w:val="21"/>
+                <w:szCs w:val="21"/>
               </w:rPr>
               <w:tab/>
             </w:r>
@@ -1218,8 +1220,8 @@
                 <w:rFonts w:ascii="Avenir Next" w:hAnsi="Avenir Next" w:cs="Avenir Next" w:eastAsia="Avenir Next"/>
                 <w:b/>
                 <w:color w:val="1A1A1A"/>
-                <w:sz w:val="20"/>
-                <w:szCs w:val="20"/>
+                <w:sz w:val="21"/>
+                <w:szCs w:val="21"/>
               </w:rPr>
               <w:t xml:space="preserve">Field Day Course.  </w:t>
             </w:r>
@@ -1227,8 +1229,8 @@
               <w:rPr>
                 <w:rFonts w:ascii="Avenir Next" w:hAnsi="Avenir Next" w:cs="Avenir Next" w:eastAsia="Avenir Next"/>
                 <w:color w:val="1A1A1A"/>
-                <w:sz w:val="20"/>
-                <w:szCs w:val="20"/>
+                <w:sz w:val="21"/>
+                <w:szCs w:val="21"/>
               </w:rPr>
               <w:t xml:space="preserve">Four teams finished this much of an obstacle course: Red 0.9, Blue 4/5, Green 86%, Gold 7/10.</w:t>
             </w:r>
@@ -1244,8 +1246,8 @@
                 <w:rFonts w:ascii="Avenir Next" w:hAnsi="Avenir Next" w:cs="Avenir Next" w:eastAsia="Avenir Next"/>
                 <w:b/>
                 <w:color w:val="003A70"/>
-                <w:sz w:val="17"/>
-                <w:szCs w:val="17"/>
+                <w:sz w:val="18"/>
+                <w:szCs w:val="18"/>
               </w:rPr>
               <w:t xml:space="preserve">Hint  </w:t>
             </w:r>
@@ -1254,10 +1256,50 @@
                 <w:rFonts w:ascii="Avenir Next" w:hAnsi="Avenir Next" w:cs="Avenir Next" w:eastAsia="Avenir Next"/>
                 <w:i/>
                 <w:color w:val="5A5F66"/>
-                <w:sz w:val="17"/>
-                <w:szCs w:val="17"/>
+                <w:sz w:val="18"/>
+                <w:szCs w:val="18"/>
               </w:rPr>
               <w:t xml:space="preserve">Write 4/5 and 7/10 with a denominator of 100.</w:t>
+            </w:r>
+          </w:p>
+          <w:p>
+            <w:pPr>
+              <w:keepNext/>
+              <w:spacing w:before="40" w:after="60" w:line="264" w:lineRule="auto"/>
+              <w:jc w:val="center"/>
+            </w:pPr>
+            <w:r>
+              <w:drawing>
+                <wp:inline distT="0" distB="0" distL="0" distR="0">
+                  <wp:extent cx="5120640" cy="566928"/>
+                  <wp:docPr id="1" name="Figure 1"/>
+                  <a:graphic xmlns:a="http://schemas.openxmlformats.org/drawingml/2006/main">
+                    <a:graphicData uri="http://schemas.openxmlformats.org/drawingml/2006/picture">
+                      <pic:pic xmlns:pic="http://schemas.openxmlformats.org/drawingml/2006/picture">
+                        <pic:nvPicPr>
+                          <pic:cNvPr id="1" name="image1.png"/>
+                          <pic:cNvPicPr/>
+                        </pic:nvPicPr>
+                        <pic:blipFill>
+                          <a:blip r:embed="rIdImg1"/>
+                          <a:stretch>
+                            <a:fillRect/>
+                          </a:stretch>
+                        </pic:blipFill>
+                        <pic:spPr>
+                          <a:xfrm>
+                            <a:off x="0" y="0"/>
+                            <a:ext cx="5120640" cy="566928"/>
+                          </a:xfrm>
+                          <a:prstGeom prst="rect">
+                            <a:avLst/>
+                          </a:prstGeom>
+                        </pic:spPr>
+                      </pic:pic>
+                    </a:graphicData>
+                  </a:graphic>
+                </wp:inline>
+              </w:drawing>
             </w:r>
           </w:p>
           <w:p>
@@ -1274,8 +1316,8 @@
                 <w:rFonts w:ascii="Avenir Next" w:hAnsi="Avenir Next" w:cs="Avenir Next" w:eastAsia="Avenir Next"/>
                 <w:b/>
                 <w:color w:val="003A70"/>
-                <w:sz w:val="20"/>
-                <w:szCs w:val="20"/>
+                <w:sz w:val="21"/>
+                <w:szCs w:val="21"/>
               </w:rPr>
               <w:t xml:space="preserve">a.</w:t>
             </w:r>
@@ -1283,8 +1325,8 @@
               <w:rPr>
                 <w:rFonts w:ascii="Avenir Next" w:hAnsi="Avenir Next" w:cs="Avenir Next" w:eastAsia="Avenir Next"/>
                 <w:color w:val="1A1A1A"/>
-                <w:sz w:val="20"/>
-                <w:szCs w:val="20"/>
+                <w:sz w:val="21"/>
+                <w:szCs w:val="21"/>
               </w:rPr>
               <w:tab/>
             </w:r>
@@ -1292,17 +1334,17 @@
               <w:rPr>
                 <w:rFonts w:ascii="Avenir Next" w:hAnsi="Avenir Next" w:cs="Avenir Next" w:eastAsia="Avenir Next"/>
                 <w:color w:val="1A1A1A"/>
-                <w:sz w:val="20"/>
-                <w:szCs w:val="20"/>
-              </w:rPr>
-              <w:t xml:space="preserve">Write each team’s part as a percent.</w:t>
-            </w:r>
-            <w:r>
-              <w:rPr>
-                <w:rFonts w:ascii="Avenir Next" w:hAnsi="Avenir Next" w:cs="Avenir Next" w:eastAsia="Avenir Next"/>
-                <w:color w:val="1A1A1A"/>
-                <w:sz w:val="20"/>
-                <w:szCs w:val="20"/>
+                <w:sz w:val="21"/>
+                <w:szCs w:val="21"/>
+              </w:rPr>
+              <w:t xml:space="preserve">Write each team’s part as a percent. Mark it on the line.</w:t>
+            </w:r>
+            <w:r>
+              <w:rPr>
+                <w:rFonts w:ascii="Avenir Next" w:hAnsi="Avenir Next" w:cs="Avenir Next" w:eastAsia="Avenir Next"/>
+                <w:color w:val="1A1A1A"/>
+                <w:sz w:val="21"/>
+                <w:szCs w:val="21"/>
               </w:rPr>
               <w:t xml:space="preserve">  </w:t>
             </w:r>
@@ -1310,8 +1352,8 @@
               <w:rPr>
                 <w:rFonts w:ascii="Avenir Next" w:hAnsi="Avenir Next" w:cs="Avenir Next" w:eastAsia="Avenir Next"/>
                 <w:color w:val="1A1A1A"/>
-                <w:sz w:val="20"/>
-                <w:szCs w:val="20"/>
+                <w:sz w:val="21"/>
+                <w:szCs w:val="21"/>
                 <w:u w:val="single"/>
               </w:rPr>
               <w:t xml:space="preserve">                      </w:t>
@@ -1331,8 +1373,8 @@
                 <w:rFonts w:ascii="Avenir Next" w:hAnsi="Avenir Next" w:cs="Avenir Next" w:eastAsia="Avenir Next"/>
                 <w:b/>
                 <w:color w:val="003A70"/>
-                <w:sz w:val="20"/>
-                <w:szCs w:val="20"/>
+                <w:sz w:val="21"/>
+                <w:szCs w:val="21"/>
               </w:rPr>
               <w:t xml:space="preserve">b.</w:t>
             </w:r>
@@ -1340,8 +1382,8 @@
               <w:rPr>
                 <w:rFonts w:ascii="Avenir Next" w:hAnsi="Avenir Next" w:cs="Avenir Next" w:eastAsia="Avenir Next"/>
                 <w:color w:val="1A1A1A"/>
-                <w:sz w:val="20"/>
-                <w:szCs w:val="20"/>
+                <w:sz w:val="21"/>
+                <w:szCs w:val="21"/>
               </w:rPr>
               <w:tab/>
             </w:r>
@@ -1349,8 +1391,8 @@
               <w:rPr>
                 <w:rFonts w:ascii="Avenir Next" w:hAnsi="Avenir Next" w:cs="Avenir Next" w:eastAsia="Avenir Next"/>
                 <w:color w:val="1A1A1A"/>
-                <w:sz w:val="20"/>
-                <w:szCs w:val="20"/>
+                <w:sz w:val="21"/>
+                <w:szCs w:val="21"/>
               </w:rPr>
               <w:t xml:space="preserve">Order the teams from least finished to most finished.</w:t>
             </w:r>
@@ -1358,8 +1400,8 @@
               <w:rPr>
                 <w:rFonts w:ascii="Avenir Next" w:hAnsi="Avenir Next" w:cs="Avenir Next" w:eastAsia="Avenir Next"/>
                 <w:color w:val="1A1A1A"/>
-                <w:sz w:val="20"/>
-                <w:szCs w:val="20"/>
+                <w:sz w:val="21"/>
+                <w:szCs w:val="21"/>
               </w:rPr>
               <w:t xml:space="preserve">  </w:t>
             </w:r>
@@ -1367,75 +1409,12 @@
               <w:rPr>
                 <w:rFonts w:ascii="Avenir Next" w:hAnsi="Avenir Next" w:cs="Avenir Next" w:eastAsia="Avenir Next"/>
                 <w:color w:val="1A1A1A"/>
-                <w:sz w:val="20"/>
-                <w:szCs w:val="20"/>
+                <w:sz w:val="21"/>
+                <w:szCs w:val="21"/>
                 <w:u w:val="single"/>
               </w:rPr>
               <w:t xml:space="preserve">                      </w:t>
             </w:r>
-          </w:p>
-          <w:p>
-            <w:pPr>
-              <w:spacing w:before="0" w:after="0" w:line="60" w:lineRule="auto"/>
-            </w:pPr>
-          </w:p>
-          <w:tbl>
-            <w:tblPr>
-              <w:tblInd w:w="432" w:type="dxa"/>
-              <w:tblW w:w="9072" w:type="dxa"/>
-              <w:jc w:val="left"/>
-              <w:tblBorders>
-                <w:top w:val="single" w:sz="4" w:space="0" w:color="8A9099"/>
-                <w:left w:val="single" w:sz="4" w:space="0" w:color="8A9099"/>
-                <w:bottom w:val="single" w:sz="4" w:space="0" w:color="8A9099"/>
-                <w:right w:val="single" w:sz="4" w:space="0" w:color="8A9099"/>
-                <w:insideH w:val="nil"/>
-                <w:insideV w:val="nil"/>
-              </w:tblBorders>
-              <w:tblLayout w:type="fixed"/>
-              <w:tblCellMar>
-                <w:top w:w="50" w:type="dxa"/>
-                <w:left w:w="100" w:type="dxa"/>
-                <w:bottom w:w="50" w:type="dxa"/>
-                <w:right w:w="100" w:type="dxa"/>
-              </w:tblCellMar>
-              <w:tblLook w:val="0000" w:firstRow="0" w:lastRow="0" w:firstColumn="0" w:lastColumn="0" w:noHBand="1" w:noVBand="1"/>
-            </w:tblPr>
-            <w:tblGrid>
-              <w:gridCol w:w="9072"/>
-            </w:tblGrid>
-            <w:tr>
-              <w:trPr>
-                <w:cantSplit/>
-                <w:trHeight w:val="738" w:hRule="atLeast"/>
-              </w:trPr>
-              <w:tc>
-                <w:tcPr>
-                  <w:tcW w:w="9072" w:type="dxa"/>
-                  <w:vAlign w:val="top"/>
-                </w:tcPr>
-                <w:p>
-                  <w:pPr>
-                    <w:spacing w:before="0" w:after="0" w:line="240" w:lineRule="auto"/>
-                  </w:pPr>
-                  <w:r>
-                    <w:rPr>
-                      <w:rFonts w:ascii="Avenir Next" w:hAnsi="Avenir Next" w:cs="Avenir Next" w:eastAsia="Avenir Next"/>
-                      <w:i/>
-                      <w:color w:val="8A9099"/>
-                      <w:sz w:val="14"/>
-                      <w:szCs w:val="14"/>
-                    </w:rPr>
-                    <w:t xml:space="preserve">Show your work.</w:t>
-                  </w:r>
-                </w:p>
-              </w:tc>
-            </w:tr>
-          </w:tbl>
-          <w:p>
-            <w:pPr>
-              <w:spacing w:before="0" w:after="0" w:line="24" w:lineRule="auto"/>
-            </w:pPr>
           </w:p>
         </w:tc>
       </w:tr>
@@ -1498,8 +1477,8 @@
                 <w:rFonts w:ascii="Avenir Next" w:hAnsi="Avenir Next" w:cs="Avenir Next" w:eastAsia="Avenir Next"/>
                 <w:b/>
                 <w:color w:val="1A1A1A"/>
-                <w:sz w:val="20"/>
-                <w:szCs w:val="20"/>
+                <w:sz w:val="21"/>
+                <w:szCs w:val="21"/>
               </w:rPr>
               <w:t xml:space="preserve">3.</w:t>
             </w:r>
@@ -1507,8 +1486,8 @@
               <w:rPr>
                 <w:rFonts w:ascii="Avenir Next" w:hAnsi="Avenir Next" w:cs="Avenir Next" w:eastAsia="Avenir Next"/>
                 <w:color w:val="1A1A1A"/>
-                <w:sz w:val="20"/>
-                <w:szCs w:val="20"/>
+                <w:sz w:val="21"/>
+                <w:szCs w:val="21"/>
               </w:rPr>
               <w:tab/>
             </w:r>
@@ -1517,8 +1496,8 @@
                 <w:rFonts w:ascii="Avenir Next" w:hAnsi="Avenir Next" w:cs="Avenir Next" w:eastAsia="Avenir Next"/>
                 <w:b/>
                 <w:color w:val="1A1A1A"/>
-                <w:sz w:val="20"/>
-                <w:szCs w:val="20"/>
+                <w:sz w:val="21"/>
+                <w:szCs w:val="21"/>
               </w:rPr>
               <w:t xml:space="preserve">Quiz Scores.  </w:t>
             </w:r>
@@ -1526,8 +1505,8 @@
               <w:rPr>
                 <w:rFonts w:ascii="Avenir Next" w:hAnsi="Avenir Next" w:cs="Avenir Next" w:eastAsia="Avenir Next"/>
                 <w:color w:val="1A1A1A"/>
-                <w:sz w:val="20"/>
-                <w:szCs w:val="20"/>
+                <w:sz w:val="21"/>
+                <w:szCs w:val="21"/>
               </w:rPr>
               <w:t xml:space="preserve">Three quiz scores: 0.76, 18/25, and 79%.</w:t>
             </w:r>
@@ -1546,8 +1525,8 @@
                 <w:rFonts w:ascii="Avenir Next" w:hAnsi="Avenir Next" w:cs="Avenir Next" w:eastAsia="Avenir Next"/>
                 <w:b/>
                 <w:color w:val="003A70"/>
-                <w:sz w:val="20"/>
-                <w:szCs w:val="20"/>
+                <w:sz w:val="21"/>
+                <w:szCs w:val="21"/>
               </w:rPr>
               <w:t xml:space="preserve">a.</w:t>
             </w:r>
@@ -1555,8 +1534,8 @@
               <w:rPr>
                 <w:rFonts w:ascii="Avenir Next" w:hAnsi="Avenir Next" w:cs="Avenir Next" w:eastAsia="Avenir Next"/>
                 <w:color w:val="1A1A1A"/>
-                <w:sz w:val="20"/>
-                <w:szCs w:val="20"/>
+                <w:sz w:val="21"/>
+                <w:szCs w:val="21"/>
               </w:rPr>
               <w:tab/>
             </w:r>
@@ -1564,8 +1543,8 @@
               <w:rPr>
                 <w:rFonts w:ascii="Avenir Next" w:hAnsi="Avenir Next" w:cs="Avenir Next" w:eastAsia="Avenir Next"/>
                 <w:color w:val="1A1A1A"/>
-                <w:sz w:val="20"/>
-                <w:szCs w:val="20"/>
+                <w:sz w:val="21"/>
+                <w:szCs w:val="21"/>
               </w:rPr>
               <w:t xml:space="preserve">All three as percents</w:t>
             </w:r>
@@ -1573,8 +1552,8 @@
               <w:rPr>
                 <w:rFonts w:ascii="Avenir Next" w:hAnsi="Avenir Next" w:cs="Avenir Next" w:eastAsia="Avenir Next"/>
                 <w:color w:val="1A1A1A"/>
-                <w:sz w:val="20"/>
-                <w:szCs w:val="20"/>
+                <w:sz w:val="21"/>
+                <w:szCs w:val="21"/>
               </w:rPr>
               <w:t xml:space="preserve">  </w:t>
             </w:r>
@@ -1582,8 +1561,8 @@
               <w:rPr>
                 <w:rFonts w:ascii="Avenir Next" w:hAnsi="Avenir Next" w:cs="Avenir Next" w:eastAsia="Avenir Next"/>
                 <w:color w:val="1A1A1A"/>
-                <w:sz w:val="20"/>
-                <w:szCs w:val="20"/>
+                <w:sz w:val="21"/>
+                <w:szCs w:val="21"/>
                 <w:u w:val="single"/>
               </w:rPr>
               <w:t xml:space="preserve">                      </w:t>
@@ -1603,8 +1582,8 @@
                 <w:rFonts w:ascii="Avenir Next" w:hAnsi="Avenir Next" w:cs="Avenir Next" w:eastAsia="Avenir Next"/>
                 <w:b/>
                 <w:color w:val="003A70"/>
-                <w:sz w:val="20"/>
-                <w:szCs w:val="20"/>
+                <w:sz w:val="21"/>
+                <w:szCs w:val="21"/>
               </w:rPr>
               <w:t xml:space="preserve">b.</w:t>
             </w:r>
@@ -1612,8 +1591,8 @@
               <w:rPr>
                 <w:rFonts w:ascii="Avenir Next" w:hAnsi="Avenir Next" w:cs="Avenir Next" w:eastAsia="Avenir Next"/>
                 <w:color w:val="1A1A1A"/>
-                <w:sz w:val="20"/>
-                <w:szCs w:val="20"/>
+                <w:sz w:val="21"/>
+                <w:szCs w:val="21"/>
               </w:rPr>
               <w:tab/>
             </w:r>
@@ -1621,8 +1600,8 @@
               <w:rPr>
                 <w:rFonts w:ascii="Avenir Next" w:hAnsi="Avenir Next" w:cs="Avenir Next" w:eastAsia="Avenir Next"/>
                 <w:color w:val="1A1A1A"/>
-                <w:sz w:val="20"/>
-                <w:szCs w:val="20"/>
+                <w:sz w:val="21"/>
+                <w:szCs w:val="21"/>
               </w:rPr>
               <w:t xml:space="preserve">Which score is lowest?</w:t>
             </w:r>
@@ -1630,8 +1609,8 @@
               <w:rPr>
                 <w:rFonts w:ascii="Avenir Next" w:hAnsi="Avenir Next" w:cs="Avenir Next" w:eastAsia="Avenir Next"/>
                 <w:color w:val="1A1A1A"/>
-                <w:sz w:val="20"/>
-                <w:szCs w:val="20"/>
+                <w:sz w:val="21"/>
+                <w:szCs w:val="21"/>
               </w:rPr>
               <w:t xml:space="preserve">  </w:t>
             </w:r>
@@ -1639,8 +1618,8 @@
               <w:rPr>
                 <w:rFonts w:ascii="Avenir Next" w:hAnsi="Avenir Next" w:cs="Avenir Next" w:eastAsia="Avenir Next"/>
                 <w:color w:val="1A1A1A"/>
-                <w:sz w:val="20"/>
-                <w:szCs w:val="20"/>
+                <w:sz w:val="21"/>
+                <w:szCs w:val="21"/>
                 <w:u w:val="single"/>
               </w:rPr>
               <w:t xml:space="preserve">                      </w:t>
@@ -1679,7 +1658,7 @@
             <w:tr>
               <w:trPr>
                 <w:cantSplit/>
-                <w:trHeight w:val="738" w:hRule="atLeast"/>
+                <w:trHeight w:val="1150" w:hRule="atLeast"/>
               </w:trPr>
               <w:tc>
                 <w:tcPr>
@@ -1729,8 +1708,8 @@
                 <w:rFonts w:ascii="Avenir Next" w:hAnsi="Avenir Next" w:cs="Avenir Next" w:eastAsia="Avenir Next"/>
                 <w:b/>
                 <w:color w:val="1A1A1A"/>
-                <w:sz w:val="20"/>
-                <w:szCs w:val="20"/>
+                <w:sz w:val="21"/>
+                <w:szCs w:val="21"/>
               </w:rPr>
               <w:t xml:space="preserve">4.</w:t>
             </w:r>
@@ -1738,8 +1717,8 @@
               <w:rPr>
                 <w:rFonts w:ascii="Avenir Next" w:hAnsi="Avenir Next" w:cs="Avenir Next" w:eastAsia="Avenir Next"/>
                 <w:color w:val="1A1A1A"/>
-                <w:sz w:val="20"/>
-                <w:szCs w:val="20"/>
+                <w:sz w:val="21"/>
+                <w:szCs w:val="21"/>
               </w:rPr>
               <w:tab/>
             </w:r>
@@ -1748,8 +1727,8 @@
                 <w:rFonts w:ascii="Avenir Next" w:hAnsi="Avenir Next" w:cs="Avenir Next" w:eastAsia="Avenir Next"/>
                 <w:b/>
                 <w:color w:val="1A1A1A"/>
-                <w:sz w:val="20"/>
-                <w:szCs w:val="20"/>
+                <w:sz w:val="21"/>
+                <w:szCs w:val="21"/>
               </w:rPr>
               <w:t xml:space="preserve">Rainfall.  </w:t>
             </w:r>
@@ -1757,8 +1736,8 @@
               <w:rPr>
                 <w:rFonts w:ascii="Avenir Next" w:hAnsi="Avenir Next" w:cs="Avenir Next" w:eastAsia="Avenir Next"/>
                 <w:color w:val="1A1A1A"/>
-                <w:sz w:val="20"/>
-                <w:szCs w:val="20"/>
+                <w:sz w:val="21"/>
+                <w:szCs w:val="21"/>
               </w:rPr>
               <w:t xml:space="preserve">Three months got these parts of the year’s rain: 0.12, 3/20, 9%.</w:t>
             </w:r>
@@ -1774,8 +1753,8 @@
                 <w:rFonts w:ascii="Avenir Next" w:hAnsi="Avenir Next" w:cs="Avenir Next" w:eastAsia="Avenir Next"/>
                 <w:b/>
                 <w:color w:val="003A70"/>
-                <w:sz w:val="17"/>
-                <w:szCs w:val="17"/>
+                <w:sz w:val="18"/>
+                <w:szCs w:val="18"/>
               </w:rPr>
               <w:t xml:space="preserve">Hint  </w:t>
             </w:r>
@@ -1784,8 +1763,8 @@
                 <w:rFonts w:ascii="Avenir Next" w:hAnsi="Avenir Next" w:cs="Avenir Next" w:eastAsia="Avenir Next"/>
                 <w:i/>
                 <w:color w:val="5A5F66"/>
-                <w:sz w:val="17"/>
-                <w:szCs w:val="17"/>
+                <w:sz w:val="18"/>
+                <w:szCs w:val="18"/>
               </w:rPr>
               <w:t xml:space="preserve">3/20 = 15/100.</w:t>
             </w:r>
@@ -1804,8 +1783,8 @@
                 <w:rFonts w:ascii="Avenir Next" w:hAnsi="Avenir Next" w:cs="Avenir Next" w:eastAsia="Avenir Next"/>
                 <w:b/>
                 <w:color w:val="003A70"/>
-                <w:sz w:val="20"/>
-                <w:szCs w:val="20"/>
+                <w:sz w:val="21"/>
+                <w:szCs w:val="21"/>
               </w:rPr>
               <w:t xml:space="preserve">a.</w:t>
             </w:r>
@@ -1813,8 +1792,8 @@
               <w:rPr>
                 <w:rFonts w:ascii="Avenir Next" w:hAnsi="Avenir Next" w:cs="Avenir Next" w:eastAsia="Avenir Next"/>
                 <w:color w:val="1A1A1A"/>
-                <w:sz w:val="20"/>
-                <w:szCs w:val="20"/>
+                <w:sz w:val="21"/>
+                <w:szCs w:val="21"/>
               </w:rPr>
               <w:tab/>
             </w:r>
@@ -1822,8 +1801,8 @@
               <w:rPr>
                 <w:rFonts w:ascii="Avenir Next" w:hAnsi="Avenir Next" w:cs="Avenir Next" w:eastAsia="Avenir Next"/>
                 <w:color w:val="1A1A1A"/>
-                <w:sz w:val="20"/>
-                <w:szCs w:val="20"/>
+                <w:sz w:val="21"/>
+                <w:szCs w:val="21"/>
               </w:rPr>
               <w:t xml:space="preserve">All three as percents</w:t>
             </w:r>
@@ -1831,8 +1810,8 @@
               <w:rPr>
                 <w:rFonts w:ascii="Avenir Next" w:hAnsi="Avenir Next" w:cs="Avenir Next" w:eastAsia="Avenir Next"/>
                 <w:color w:val="1A1A1A"/>
-                <w:sz w:val="20"/>
-                <w:szCs w:val="20"/>
+                <w:sz w:val="21"/>
+                <w:szCs w:val="21"/>
               </w:rPr>
               <w:t xml:space="preserve">  </w:t>
             </w:r>
@@ -1840,8 +1819,8 @@
               <w:rPr>
                 <w:rFonts w:ascii="Avenir Next" w:hAnsi="Avenir Next" w:cs="Avenir Next" w:eastAsia="Avenir Next"/>
                 <w:color w:val="1A1A1A"/>
-                <w:sz w:val="20"/>
-                <w:szCs w:val="20"/>
+                <w:sz w:val="21"/>
+                <w:szCs w:val="21"/>
                 <w:u w:val="single"/>
               </w:rPr>
               <w:t xml:space="preserve">                      </w:t>
@@ -1861,8 +1840,8 @@
                 <w:rFonts w:ascii="Avenir Next" w:hAnsi="Avenir Next" w:cs="Avenir Next" w:eastAsia="Avenir Next"/>
                 <w:b/>
                 <w:color w:val="003A70"/>
-                <w:sz w:val="20"/>
-                <w:szCs w:val="20"/>
+                <w:sz w:val="21"/>
+                <w:szCs w:val="21"/>
               </w:rPr>
               <w:t xml:space="preserve">b.</w:t>
             </w:r>
@@ -1870,8 +1849,8 @@
               <w:rPr>
                 <w:rFonts w:ascii="Avenir Next" w:hAnsi="Avenir Next" w:cs="Avenir Next" w:eastAsia="Avenir Next"/>
                 <w:color w:val="1A1A1A"/>
-                <w:sz w:val="20"/>
-                <w:szCs w:val="20"/>
+                <w:sz w:val="21"/>
+                <w:szCs w:val="21"/>
               </w:rPr>
               <w:tab/>
             </w:r>
@@ -1879,8 +1858,8 @@
               <w:rPr>
                 <w:rFonts w:ascii="Avenir Next" w:hAnsi="Avenir Next" w:cs="Avenir Next" w:eastAsia="Avenir Next"/>
                 <w:color w:val="1A1A1A"/>
-                <w:sz w:val="20"/>
-                <w:szCs w:val="20"/>
+                <w:sz w:val="21"/>
+                <w:szCs w:val="21"/>
               </w:rPr>
               <w:t xml:space="preserve">Which share is greatest?</w:t>
             </w:r>
@@ -1888,8 +1867,8 @@
               <w:rPr>
                 <w:rFonts w:ascii="Avenir Next" w:hAnsi="Avenir Next" w:cs="Avenir Next" w:eastAsia="Avenir Next"/>
                 <w:color w:val="1A1A1A"/>
-                <w:sz w:val="20"/>
-                <w:szCs w:val="20"/>
+                <w:sz w:val="21"/>
+                <w:szCs w:val="21"/>
               </w:rPr>
               <w:t xml:space="preserve">  </w:t>
             </w:r>
@@ -1897,8 +1876,8 @@
               <w:rPr>
                 <w:rFonts w:ascii="Avenir Next" w:hAnsi="Avenir Next" w:cs="Avenir Next" w:eastAsia="Avenir Next"/>
                 <w:color w:val="1A1A1A"/>
-                <w:sz w:val="20"/>
-                <w:szCs w:val="20"/>
+                <w:sz w:val="21"/>
+                <w:szCs w:val="21"/>
                 <w:u w:val="single"/>
               </w:rPr>
               <w:t xml:space="preserve">                      </w:t>
@@ -1937,7 +1916,7 @@
             <w:tr>
               <w:trPr>
                 <w:cantSplit/>
-                <w:trHeight w:val="738" w:hRule="atLeast"/>
+                <w:trHeight w:val="1150" w:hRule="atLeast"/>
               </w:trPr>
               <w:tc>
                 <w:tcPr>
@@ -1966,6 +1945,381 @@
             <w:pPr>
               <w:spacing w:before="0" w:after="0" w:line="24" w:lineRule="auto"/>
             </w:pPr>
+          </w:p>
+        </w:tc>
+      </w:tr>
+    </w:tbl>
+    <w:p>
+      <w:pPr>
+        <w:spacing w:before="0" w:after="0" w:line="20" w:lineRule="exact"/>
+      </w:pPr>
+    </w:p>
+    <w:p>
+      <w:pPr>
+        <w:spacing w:before="0" w:after="0" w:line="20" w:lineRule="exact"/>
+      </w:pPr>
+    </w:p>
+    <w:tbl>
+      <w:tblPr>
+        <w:tblW w:w="9504" w:type="dxa"/>
+        <w:jc w:val="left"/>
+        <w:tblBorders>
+          <w:top w:val="nil"/>
+          <w:left w:val="nil"/>
+          <w:bottom w:val="nil"/>
+          <w:right w:val="nil"/>
+          <w:insideH w:val="nil"/>
+          <w:insideV w:val="nil"/>
+        </w:tblBorders>
+        <w:tblLayout w:type="fixed"/>
+        <w:tblCellMar>
+          <w:top w:w="0" w:type="dxa"/>
+          <w:left w:w="0" w:type="dxa"/>
+          <w:bottom w:w="0" w:type="dxa"/>
+          <w:right w:w="260" w:type="dxa"/>
+        </w:tblCellMar>
+        <w:tblLook w:val="0000" w:firstRow="0" w:lastRow="0" w:firstColumn="0" w:lastColumn="0" w:noHBand="1" w:noVBand="1"/>
+      </w:tblPr>
+      <w:tblGrid>
+        <w:gridCol w:w="4752"/>
+        <w:gridCol w:w="4752"/>
+      </w:tblGrid>
+      <w:tr>
+        <w:trPr>
+          <w:cantSplit/>
+        </w:trPr>
+        <w:tc>
+          <w:tcPr>
+            <w:tcW w:w="4752" w:type="dxa"/>
+            <w:vAlign w:val="top"/>
+          </w:tcPr>
+          <w:p>
+            <w:pPr>
+              <w:keepNext/>
+              <w:tabs>
+                <w:tab w:val="left" w:pos="432"/>
+              </w:tabs>
+              <w:spacing w:before="90" w:after="40" w:line="268" w:lineRule="auto"/>
+              <w:ind w:left="432" w:hanging="432"/>
+            </w:pPr>
+            <w:r>
+              <w:rPr>
+                <w:rFonts w:ascii="Avenir Next" w:hAnsi="Avenir Next" w:cs="Avenir Next" w:eastAsia="Avenir Next"/>
+                <w:b/>
+                <w:color w:val="1A1A1A"/>
+                <w:sz w:val="21"/>
+                <w:szCs w:val="21"/>
+              </w:rPr>
+              <w:t xml:space="preserve">5.</w:t>
+            </w:r>
+            <w:r>
+              <w:rPr>
+                <w:rFonts w:ascii="Avenir Next" w:hAnsi="Avenir Next" w:cs="Avenir Next" w:eastAsia="Avenir Next"/>
+                <w:color w:val="1A1A1A"/>
+                <w:sz w:val="21"/>
+                <w:szCs w:val="21"/>
+              </w:rPr>
+              <w:tab/>
+            </w:r>
+            <w:r>
+              <w:rPr>
+                <w:rFonts w:ascii="Avenir Next" w:hAnsi="Avenir Next" w:cs="Avenir Next" w:eastAsia="Avenir Next"/>
+                <w:b/>
+                <w:color w:val="1A1A1A"/>
+                <w:sz w:val="21"/>
+                <w:szCs w:val="21"/>
+              </w:rPr>
+              <w:t xml:space="preserve">Ordering Claim.  </w:t>
+            </w:r>
+            <w:r>
+              <w:rPr>
+                <w:rFonts w:ascii="Avenir Next" w:hAnsi="Avenir Next" w:cs="Avenir Next" w:eastAsia="Avenir Next"/>
+                <w:color w:val="1A1A1A"/>
+                <w:sz w:val="21"/>
+                <w:szCs w:val="21"/>
+              </w:rPr>
+              <w:t xml:space="preserve">Zoe says 0.4 is less than 39% because 4 is less than 39. Is Zoe right? Explain.</w:t>
+            </w:r>
+          </w:p>
+          <w:p>
+            <w:pPr>
+              <w:keepNext/>
+              <w:spacing w:before="0" w:after="40" w:line="252" w:lineRule="auto"/>
+              <w:ind w:left="432"/>
+            </w:pPr>
+            <w:r>
+              <w:rPr>
+                <w:rFonts w:ascii="Avenir Next" w:hAnsi="Avenir Next" w:cs="Avenir Next" w:eastAsia="Avenir Next"/>
+                <w:b/>
+                <w:color w:val="003A70"/>
+                <w:sz w:val="18"/>
+                <w:szCs w:val="18"/>
+              </w:rPr>
+              <w:t xml:space="preserve">Hint  </w:t>
+            </w:r>
+            <w:r>
+              <w:rPr>
+                <w:rFonts w:ascii="Avenir Next" w:hAnsi="Avenir Next" w:cs="Avenir Next" w:eastAsia="Avenir Next"/>
+                <w:i/>
+                <w:color w:val="5A5F66"/>
+                <w:sz w:val="18"/>
+                <w:szCs w:val="18"/>
+              </w:rPr>
+              <w:t xml:space="preserve">Write 0.4 as hundredths.</w:t>
+            </w:r>
+          </w:p>
+          <w:p>
+            <w:pPr>
+              <w:spacing w:before="0" w:after="0" w:line="60" w:lineRule="auto"/>
+            </w:pPr>
+          </w:p>
+          <w:tbl>
+            <w:tblPr>
+              <w:tblInd w:w="432" w:type="dxa"/>
+              <w:tblW w:w="4060" w:type="dxa"/>
+              <w:jc w:val="left"/>
+              <w:tblBorders>
+                <w:top w:val="single" w:sz="4" w:space="0" w:color="8A9099"/>
+                <w:left w:val="single" w:sz="4" w:space="0" w:color="8A9099"/>
+                <w:bottom w:val="single" w:sz="4" w:space="0" w:color="8A9099"/>
+                <w:right w:val="single" w:sz="4" w:space="0" w:color="8A9099"/>
+                <w:insideH w:val="nil"/>
+                <w:insideV w:val="nil"/>
+              </w:tblBorders>
+              <w:tblLayout w:type="fixed"/>
+              <w:tblCellMar>
+                <w:top w:w="50" w:type="dxa"/>
+                <w:left w:w="100" w:type="dxa"/>
+                <w:bottom w:w="50" w:type="dxa"/>
+                <w:right w:w="100" w:type="dxa"/>
+              </w:tblCellMar>
+              <w:tblLook w:val="0000" w:firstRow="0" w:lastRow="0" w:firstColumn="0" w:lastColumn="0" w:noHBand="1" w:noVBand="1"/>
+            </w:tblPr>
+            <w:tblGrid>
+              <w:gridCol w:w="4060"/>
+            </w:tblGrid>
+            <w:tr>
+              <w:trPr>
+                <w:cantSplit/>
+                <w:trHeight w:val="1150" w:hRule="atLeast"/>
+              </w:trPr>
+              <w:tc>
+                <w:tcPr>
+                  <w:tcW w:w="4060" w:type="dxa"/>
+                  <w:vAlign w:val="top"/>
+                </w:tcPr>
+                <w:p>
+                  <w:pPr>
+                    <w:spacing w:before="0" w:after="0" w:line="240" w:lineRule="auto"/>
+                  </w:pPr>
+                  <w:r>
+                    <w:rPr>
+                      <w:rFonts w:ascii="Avenir Next" w:hAnsi="Avenir Next" w:cs="Avenir Next" w:eastAsia="Avenir Next"/>
+                      <w:i/>
+                      <w:color w:val="8A9099"/>
+                      <w:sz w:val="14"/>
+                      <w:szCs w:val="14"/>
+                    </w:rPr>
+                    <w:t xml:space="preserve">Show your work.</w:t>
+                  </w:r>
+                </w:p>
+              </w:tc>
+            </w:tr>
+          </w:tbl>
+          <w:p>
+            <w:pPr>
+              <w:tabs>
+                <w:tab w:val="right" w:leader="underscore" w:pos="4492"/>
+              </w:tabs>
+              <w:spacing w:before="90" w:after="40" w:line="264" w:lineRule="auto"/>
+              <w:ind w:left="432"/>
+            </w:pPr>
+            <w:r>
+              <w:rPr>
+                <w:rFonts w:ascii="Avenir Next" w:hAnsi="Avenir Next" w:cs="Avenir Next" w:eastAsia="Avenir Next"/>
+                <w:b/>
+                <w:color w:val="1A1A1A"/>
+                <w:sz w:val="18"/>
+                <w:szCs w:val="18"/>
+              </w:rPr>
+              <w:t xml:space="preserve">Zoe is</w:t>
+            </w:r>
+            <w:r>
+              <w:rPr>
+                <w:rFonts w:ascii="Avenir Next" w:hAnsi="Avenir Next" w:cs="Avenir Next" w:eastAsia="Avenir Next"/>
+                <w:color w:val="1A1A1A"/>
+                <w:sz w:val="18"/>
+                <w:szCs w:val="18"/>
+              </w:rPr>
+              <w:tab/>
+            </w:r>
+          </w:p>
+        </w:tc>
+        <w:tc>
+          <w:tcPr>
+            <w:tcW w:w="4752" w:type="dxa"/>
+            <w:vAlign w:val="top"/>
+          </w:tcPr>
+          <w:p>
+            <w:pPr>
+              <w:keepNext/>
+              <w:tabs>
+                <w:tab w:val="left" w:pos="432"/>
+              </w:tabs>
+              <w:spacing w:before="90" w:after="40" w:line="268" w:lineRule="auto"/>
+              <w:ind w:left="432" w:hanging="432"/>
+            </w:pPr>
+            <w:r>
+              <w:rPr>
+                <w:rFonts w:ascii="Avenir Next" w:hAnsi="Avenir Next" w:cs="Avenir Next" w:eastAsia="Avenir Next"/>
+                <w:b/>
+                <w:color w:val="1A1A1A"/>
+                <w:sz w:val="21"/>
+                <w:szCs w:val="21"/>
+              </w:rPr>
+              <w:t xml:space="preserve">6.</w:t>
+            </w:r>
+            <w:r>
+              <w:rPr>
+                <w:rFonts w:ascii="Avenir Next" w:hAnsi="Avenir Next" w:cs="Avenir Next" w:eastAsia="Avenir Next"/>
+                <w:color w:val="1A1A1A"/>
+                <w:sz w:val="21"/>
+                <w:szCs w:val="21"/>
+              </w:rPr>
+              <w:tab/>
+            </w:r>
+            <w:r>
+              <w:rPr>
+                <w:rFonts w:ascii="Avenir Next" w:hAnsi="Avenir Next" w:cs="Avenir Next" w:eastAsia="Avenir Next"/>
+                <w:b/>
+                <w:color w:val="1A1A1A"/>
+                <w:sz w:val="21"/>
+                <w:szCs w:val="21"/>
+              </w:rPr>
+              <w:t xml:space="preserve">Card Collection.  </w:t>
+            </w:r>
+            <w:r>
+              <w:rPr>
+                <w:rFonts w:ascii="Avenir Next" w:hAnsi="Avenir Next" w:cs="Avenir Next" w:eastAsia="Avenir Next"/>
+                <w:color w:val="1A1A1A"/>
+                <w:sz w:val="21"/>
+                <w:szCs w:val="21"/>
+              </w:rPr>
+              <w:t xml:space="preserve">In a card set, 0.35 of the cards are heroes, 2/5 are villains, and 25% are sidekicks. Which group is largest?</w:t>
+            </w:r>
+          </w:p>
+          <w:p>
+            <w:pPr>
+              <w:keepNext/>
+              <w:spacing w:before="0" w:after="40" w:line="252" w:lineRule="auto"/>
+              <w:ind w:left="432"/>
+            </w:pPr>
+            <w:r>
+              <w:rPr>
+                <w:rFonts w:ascii="Avenir Next" w:hAnsi="Avenir Next" w:cs="Avenir Next" w:eastAsia="Avenir Next"/>
+                <w:b/>
+                <w:color w:val="003A70"/>
+                <w:sz w:val="18"/>
+                <w:szCs w:val="18"/>
+              </w:rPr>
+              <w:t xml:space="preserve">Hint  </w:t>
+            </w:r>
+            <w:r>
+              <w:rPr>
+                <w:rFonts w:ascii="Avenir Next" w:hAnsi="Avenir Next" w:cs="Avenir Next" w:eastAsia="Avenir Next"/>
+                <w:i/>
+                <w:color w:val="5A5F66"/>
+                <w:sz w:val="18"/>
+                <w:szCs w:val="18"/>
+              </w:rPr>
+              <w:t xml:space="preserve">Write each part as a percent.</w:t>
+            </w:r>
+          </w:p>
+          <w:p>
+            <w:pPr>
+              <w:spacing w:before="0" w:after="0" w:line="60" w:lineRule="auto"/>
+            </w:pPr>
+          </w:p>
+          <w:tbl>
+            <w:tblPr>
+              <w:tblInd w:w="432" w:type="dxa"/>
+              <w:tblW w:w="4060" w:type="dxa"/>
+              <w:jc w:val="left"/>
+              <w:tblBorders>
+                <w:top w:val="single" w:sz="4" w:space="0" w:color="8A9099"/>
+                <w:left w:val="single" w:sz="4" w:space="0" w:color="8A9099"/>
+                <w:bottom w:val="single" w:sz="4" w:space="0" w:color="8A9099"/>
+                <w:right w:val="single" w:sz="4" w:space="0" w:color="8A9099"/>
+                <w:insideH w:val="nil"/>
+                <w:insideV w:val="nil"/>
+              </w:tblBorders>
+              <w:tblLayout w:type="fixed"/>
+              <w:tblCellMar>
+                <w:top w:w="50" w:type="dxa"/>
+                <w:left w:w="100" w:type="dxa"/>
+                <w:bottom w:w="50" w:type="dxa"/>
+                <w:right w:w="100" w:type="dxa"/>
+              </w:tblCellMar>
+              <w:tblLook w:val="0000" w:firstRow="0" w:lastRow="0" w:firstColumn="0" w:lastColumn="0" w:noHBand="1" w:noVBand="1"/>
+            </w:tblPr>
+            <w:tblGrid>
+              <w:gridCol w:w="4060"/>
+            </w:tblGrid>
+            <w:tr>
+              <w:trPr>
+                <w:cantSplit/>
+                <w:trHeight w:val="1150" w:hRule="atLeast"/>
+              </w:trPr>
+              <w:tc>
+                <w:tcPr>
+                  <w:tcW w:w="4060" w:type="dxa"/>
+                  <w:vAlign w:val="top"/>
+                </w:tcPr>
+                <w:p>
+                  <w:pPr>
+                    <w:spacing w:before="0" w:after="0" w:line="240" w:lineRule="auto"/>
+                  </w:pPr>
+                  <w:r>
+                    <w:rPr>
+                      <w:rFonts w:ascii="Avenir Next" w:hAnsi="Avenir Next" w:cs="Avenir Next" w:eastAsia="Avenir Next"/>
+                      <w:i/>
+                      <w:color w:val="8A9099"/>
+                      <w:sz w:val="14"/>
+                      <w:szCs w:val="14"/>
+                    </w:rPr>
+                    <w:t xml:space="preserve">Show your work.</w:t>
+                  </w:r>
+                </w:p>
+              </w:tc>
+            </w:tr>
+          </w:tbl>
+          <w:p>
+            <w:pPr>
+              <w:tabs>
+                <w:tab w:val="right" w:leader="underscore" w:pos="4492"/>
+              </w:tabs>
+              <w:spacing w:before="90" w:after="40" w:line="264" w:lineRule="auto"/>
+              <w:ind w:left="432"/>
+            </w:pPr>
+            <w:r>
+              <w:rPr>
+                <w:rFonts w:ascii="Avenir Next" w:hAnsi="Avenir Next" w:cs="Avenir Next" w:eastAsia="Avenir Next"/>
+                <w:b/>
+                <w:color w:val="1A1A1A"/>
+                <w:sz w:val="18"/>
+                <w:szCs w:val="18"/>
+              </w:rPr>
+              <w:t xml:space="preserve">Largest group</w:t>
+            </w:r>
+            <w:r>
+              <w:rPr>
+                <w:rFonts w:ascii="Avenir Next" w:hAnsi="Avenir Next" w:cs="Avenir Next" w:eastAsia="Avenir Next"/>
+                <w:color w:val="1A1A1A"/>
+                <w:sz w:val="18"/>
+                <w:szCs w:val="18"/>
+              </w:rPr>
+              <w:tab/>
+            </w:r>
           </w:p>
         </w:tc>
       </w:tr>
@@ -2027,17 +2381,17 @@
                 <w:rFonts w:ascii="Avenir Next" w:hAnsi="Avenir Next" w:cs="Avenir Next" w:eastAsia="Avenir Next"/>
                 <w:b/>
                 <w:color w:val="1A1A1A"/>
-                <w:sz w:val="20"/>
-                <w:szCs w:val="20"/>
-              </w:rPr>
-              <w:t xml:space="preserve">5.</w:t>
-            </w:r>
-            <w:r>
-              <w:rPr>
-                <w:rFonts w:ascii="Avenir Next" w:hAnsi="Avenir Next" w:cs="Avenir Next" w:eastAsia="Avenir Next"/>
-                <w:color w:val="1A1A1A"/>
-                <w:sz w:val="20"/>
-                <w:szCs w:val="20"/>
+                <w:sz w:val="21"/>
+                <w:szCs w:val="21"/>
+              </w:rPr>
+              <w:t xml:space="preserve">7.</w:t>
+            </w:r>
+            <w:r>
+              <w:rPr>
+                <w:rFonts w:ascii="Avenir Next" w:hAnsi="Avenir Next" w:cs="Avenir Next" w:eastAsia="Avenir Next"/>
+                <w:color w:val="1A1A1A"/>
+                <w:sz w:val="21"/>
+                <w:szCs w:val="21"/>
               </w:rPr>
               <w:tab/>
             </w:r>
@@ -2046,132 +2400,190 @@
                 <w:rFonts w:ascii="Avenir Next" w:hAnsi="Avenir Next" w:cs="Avenir Next" w:eastAsia="Avenir Next"/>
                 <w:b/>
                 <w:color w:val="1A1A1A"/>
-                <w:sz w:val="20"/>
-                <w:szCs w:val="20"/>
-              </w:rPr>
-              <w:t xml:space="preserve">Ordering Claim.  </w:t>
-            </w:r>
-            <w:r>
-              <w:rPr>
-                <w:rFonts w:ascii="Avenir Next" w:hAnsi="Avenir Next" w:cs="Avenir Next" w:eastAsia="Avenir Next"/>
-                <w:color w:val="1A1A1A"/>
-                <w:sz w:val="20"/>
-                <w:szCs w:val="20"/>
-              </w:rPr>
-              <w:t xml:space="preserve">Zoe says 0.4 is less than 39% because 4 is less than 39. Is Zoe right? Explain.</w:t>
+                <w:sz w:val="21"/>
+                <w:szCs w:val="21"/>
+              </w:rPr>
+              <w:t xml:space="preserve">Homework Turn-In.  </w:t>
+            </w:r>
+            <w:r>
+              <w:rPr>
+                <w:rFonts w:ascii="Avenir Next" w:hAnsi="Avenir Next" w:cs="Avenir Next" w:eastAsia="Avenir Next"/>
+                <w:color w:val="1A1A1A"/>
+                <w:sz w:val="21"/>
+                <w:szCs w:val="21"/>
+              </w:rPr>
+              <w:t xml:space="preserve">Three classes turned in 0.36, 9/25, and 34% of their work.</w:t>
             </w:r>
           </w:p>
           <w:p>
             <w:pPr>
               <w:keepNext/>
-              <w:spacing w:before="0" w:after="40" w:line="252" w:lineRule="auto"/>
-              <w:ind w:left="432"/>
+              <w:tabs>
+                <w:tab w:val="left" w:pos="772"/>
+              </w:tabs>
+              <w:spacing w:before="0" w:after="60" w:line="276" w:lineRule="auto"/>
+              <w:ind w:left="772" w:hanging="340"/>
             </w:pPr>
             <w:r>
               <w:rPr>
                 <w:rFonts w:ascii="Avenir Next" w:hAnsi="Avenir Next" w:cs="Avenir Next" w:eastAsia="Avenir Next"/>
                 <w:b/>
                 <w:color w:val="003A70"/>
-                <w:sz w:val="17"/>
-                <w:szCs w:val="17"/>
-              </w:rPr>
-              <w:t xml:space="preserve">Hint  </w:t>
-            </w:r>
-            <w:r>
-              <w:rPr>
-                <w:rFonts w:ascii="Avenir Next" w:hAnsi="Avenir Next" w:cs="Avenir Next" w:eastAsia="Avenir Next"/>
-                <w:i/>
-                <w:color w:val="5A5F66"/>
-                <w:sz w:val="17"/>
-                <w:szCs w:val="17"/>
-              </w:rPr>
-              <w:t xml:space="preserve">Write 0.4 in hundredths before you compare.</w:t>
-            </w:r>
-          </w:p>
-          <w:p>
-            <w:pPr>
-              <w:spacing w:before="0" w:after="0" w:line="60" w:lineRule="auto"/>
-            </w:pPr>
-          </w:p>
-          <w:tbl>
-            <w:tblPr>
-              <w:tblInd w:w="432" w:type="dxa"/>
-              <w:tblW w:w="9072" w:type="dxa"/>
-              <w:jc w:val="left"/>
-              <w:tblBorders>
-                <w:top w:val="single" w:sz="4" w:space="0" w:color="8A9099"/>
-                <w:left w:val="single" w:sz="4" w:space="0" w:color="8A9099"/>
-                <w:bottom w:val="single" w:sz="4" w:space="0" w:color="8A9099"/>
-                <w:right w:val="single" w:sz="4" w:space="0" w:color="8A9099"/>
-                <w:insideH w:val="nil"/>
-                <w:insideV w:val="nil"/>
-              </w:tblBorders>
-              <w:tblLayout w:type="fixed"/>
-              <w:tblCellMar>
-                <w:top w:w="50" w:type="dxa"/>
-                <w:left w:w="100" w:type="dxa"/>
-                <w:bottom w:w="50" w:type="dxa"/>
-                <w:right w:w="100" w:type="dxa"/>
-              </w:tblCellMar>
-              <w:tblLook w:val="0000" w:firstRow="0" w:lastRow="0" w:firstColumn="0" w:lastColumn="0" w:noHBand="1" w:noVBand="1"/>
-            </w:tblPr>
-            <w:tblGrid>
-              <w:gridCol w:w="9072"/>
-            </w:tblGrid>
-            <w:tr>
-              <w:trPr>
-                <w:cantSplit/>
-                <w:trHeight w:val="738" w:hRule="atLeast"/>
-              </w:trPr>
-              <w:tc>
-                <w:tcPr>
-                  <w:tcW w:w="9072" w:type="dxa"/>
-                  <w:vAlign w:val="top"/>
-                </w:tcPr>
-                <w:p>
-                  <w:pPr>
-                    <w:spacing w:before="0" w:after="0" w:line="240" w:lineRule="auto"/>
-                  </w:pPr>
-                  <w:r>
-                    <w:rPr>
-                      <w:rFonts w:ascii="Avenir Next" w:hAnsi="Avenir Next" w:cs="Avenir Next" w:eastAsia="Avenir Next"/>
-                      <w:i/>
-                      <w:color w:val="8A9099"/>
-                      <w:sz w:val="14"/>
-                      <w:szCs w:val="14"/>
-                    </w:rPr>
-                    <w:t xml:space="preserve">Show your work.</w:t>
-                  </w:r>
-                </w:p>
-              </w:tc>
-            </w:tr>
-          </w:tbl>
-          <w:p>
-            <w:pPr>
+                <w:sz w:val="21"/>
+                <w:szCs w:val="21"/>
+              </w:rPr>
+              <w:t xml:space="preserve">a.</w:t>
+            </w:r>
+            <w:r>
+              <w:rPr>
+                <w:rFonts w:ascii="Avenir Next" w:hAnsi="Avenir Next" w:cs="Avenir Next" w:eastAsia="Avenir Next"/>
+                <w:color w:val="1A1A1A"/>
+                <w:sz w:val="21"/>
+                <w:szCs w:val="21"/>
+              </w:rPr>
+              <w:tab/>
+            </w:r>
+            <w:r>
+              <w:rPr>
+                <w:rFonts w:ascii="Avenir Next" w:hAnsi="Avenir Next" w:cs="Avenir Next" w:eastAsia="Avenir Next"/>
+                <w:color w:val="1A1A1A"/>
+                <w:sz w:val="21"/>
+                <w:szCs w:val="21"/>
+              </w:rPr>
+              <w:t xml:space="preserve">Write each value as a percent.</w:t>
+            </w:r>
+            <w:r>
+              <w:rPr>
+                <w:rFonts w:ascii="Avenir Next" w:hAnsi="Avenir Next" w:cs="Avenir Next" w:eastAsia="Avenir Next"/>
+                <w:color w:val="1A1A1A"/>
+                <w:sz w:val="21"/>
+                <w:szCs w:val="21"/>
+              </w:rPr>
+              <w:t xml:space="preserve">  </w:t>
+            </w:r>
+            <w:r>
+              <w:rPr>
+                <w:rFonts w:ascii="Avenir Next" w:hAnsi="Avenir Next" w:cs="Avenir Next" w:eastAsia="Avenir Next"/>
+                <w:color w:val="1A1A1A"/>
+                <w:sz w:val="21"/>
+                <w:szCs w:val="21"/>
+                <w:u w:val="single"/>
+              </w:rPr>
+              <w:t xml:space="preserve">                      </w:t>
+            </w:r>
+          </w:p>
+          <w:p>
+            <w:pPr>
+              <w:keepNext/>
               <w:tabs>
-                <w:tab w:val="right" w:leader="underscore" w:pos="9504"/>
+                <w:tab w:val="left" w:pos="772"/>
               </w:tabs>
-              <w:spacing w:before="90" w:after="40" w:line="264" w:lineRule="auto"/>
-              <w:ind w:left="432"/>
-            </w:pPr>
-            <w:r>
-              <w:rPr>
-                <w:rFonts w:ascii="Avenir Next" w:hAnsi="Avenir Next" w:cs="Avenir Next" w:eastAsia="Avenir Next"/>
-                <w:b/>
-                <w:color w:val="1A1A1A"/>
-                <w:sz w:val="18"/>
-                <w:szCs w:val="18"/>
-              </w:rPr>
-              <w:t xml:space="preserve">Zoe is</w:t>
-            </w:r>
-            <w:r>
-              <w:rPr>
-                <w:rFonts w:ascii="Avenir Next" w:hAnsi="Avenir Next" w:cs="Avenir Next" w:eastAsia="Avenir Next"/>
-                <w:color w:val="1A1A1A"/>
-                <w:sz w:val="18"/>
-                <w:szCs w:val="18"/>
+              <w:spacing w:before="0" w:after="60" w:line="276" w:lineRule="auto"/>
+              <w:ind w:left="772" w:hanging="340"/>
+            </w:pPr>
+            <w:r>
+              <w:rPr>
+                <w:rFonts w:ascii="Avenir Next" w:hAnsi="Avenir Next" w:cs="Avenir Next" w:eastAsia="Avenir Next"/>
+                <w:b/>
+                <w:color w:val="003A70"/>
+                <w:sz w:val="21"/>
+                <w:szCs w:val="21"/>
+              </w:rPr>
+              <w:t xml:space="preserve">b.</w:t>
+            </w:r>
+            <w:r>
+              <w:rPr>
+                <w:rFonts w:ascii="Avenir Next" w:hAnsi="Avenir Next" w:cs="Avenir Next" w:eastAsia="Avenir Next"/>
+                <w:color w:val="1A1A1A"/>
+                <w:sz w:val="21"/>
+                <w:szCs w:val="21"/>
               </w:rPr>
               <w:tab/>
+            </w:r>
+            <w:r>
+              <w:rPr>
+                <w:rFonts w:ascii="Avenir Next" w:hAnsi="Avenir Next" w:cs="Avenir Next" w:eastAsia="Avenir Next"/>
+                <w:color w:val="1A1A1A"/>
+                <w:sz w:val="21"/>
+                <w:szCs w:val="21"/>
+              </w:rPr>
+              <w:t xml:space="preserve">Order the values from least to greatest.</w:t>
+            </w:r>
+            <w:r>
+              <w:rPr>
+                <w:rFonts w:ascii="Avenir Next" w:hAnsi="Avenir Next" w:cs="Avenir Next" w:eastAsia="Avenir Next"/>
+                <w:color w:val="1A1A1A"/>
+                <w:sz w:val="21"/>
+                <w:szCs w:val="21"/>
+              </w:rPr>
+              <w:t xml:space="preserve">  </w:t>
+            </w:r>
+            <w:r>
+              <w:rPr>
+                <w:rFonts w:ascii="Avenir Next" w:hAnsi="Avenir Next" w:cs="Avenir Next" w:eastAsia="Avenir Next"/>
+                <w:color w:val="1A1A1A"/>
+                <w:sz w:val="21"/>
+                <w:szCs w:val="21"/>
+                <w:u w:val="single"/>
+              </w:rPr>
+              <w:t xml:space="preserve">                      </w:t>
+            </w:r>
+          </w:p>
+          <w:p>
+            <w:pPr>
+              <w:keepNext/>
+              <w:tabs>
+                <w:tab w:val="left" w:pos="772"/>
+              </w:tabs>
+              <w:spacing w:before="0" w:after="60" w:line="276" w:lineRule="auto"/>
+              <w:ind w:left="772" w:hanging="340"/>
+            </w:pPr>
+            <w:r>
+              <w:rPr>
+                <w:rFonts w:ascii="Avenir Next" w:hAnsi="Avenir Next" w:cs="Avenir Next" w:eastAsia="Avenir Next"/>
+                <w:b/>
+                <w:color w:val="003A70"/>
+                <w:sz w:val="21"/>
+                <w:szCs w:val="21"/>
+              </w:rPr>
+              <w:t xml:space="preserve">c.</w:t>
+            </w:r>
+            <w:r>
+              <w:rPr>
+                <w:rFonts w:ascii="Avenir Next" w:hAnsi="Avenir Next" w:cs="Avenir Next" w:eastAsia="Avenir Next"/>
+                <w:color w:val="1A1A1A"/>
+                <w:sz w:val="21"/>
+                <w:szCs w:val="21"/>
+              </w:rPr>
+              <w:tab/>
+            </w:r>
+            <w:r>
+              <w:rPr>
+                <w:rFonts w:ascii="Avenir Next" w:hAnsi="Avenir Next" w:cs="Avenir Next" w:eastAsia="Avenir Next"/>
+                <w:color w:val="1A1A1A"/>
+                <w:sz w:val="21"/>
+                <w:szCs w:val="21"/>
+              </w:rPr>
+              <w:t xml:space="preserve">Which two values tie? At what percent?</w:t>
+            </w:r>
+            <w:r>
+              <w:rPr>
+                <w:rFonts w:ascii="Avenir Next" w:hAnsi="Avenir Next" w:cs="Avenir Next" w:eastAsia="Avenir Next"/>
+                <w:color w:val="1A1A1A"/>
+                <w:sz w:val="21"/>
+                <w:szCs w:val="21"/>
+              </w:rPr>
+              <w:t xml:space="preserve">  </w:t>
+            </w:r>
+            <w:r>
+              <w:rPr>
+                <w:rFonts w:ascii="Avenir Next" w:hAnsi="Avenir Next" w:cs="Avenir Next" w:eastAsia="Avenir Next"/>
+                <w:color w:val="1A1A1A"/>
+                <w:sz w:val="21"/>
+                <w:szCs w:val="21"/>
+                <w:u w:val="single"/>
+              </w:rPr>
+              <w:t xml:space="preserve">                      </w:t>
             </w:r>
           </w:p>
         </w:tc>
@@ -2234,17 +2646,17 @@
                 <w:rFonts w:ascii="Avenir Next" w:hAnsi="Avenir Next" w:cs="Avenir Next" w:eastAsia="Avenir Next"/>
                 <w:b/>
                 <w:color w:val="1A1A1A"/>
-                <w:sz w:val="20"/>
-                <w:szCs w:val="20"/>
-              </w:rPr>
-              <w:t xml:space="preserve">6.</w:t>
-            </w:r>
-            <w:r>
-              <w:rPr>
-                <w:rFonts w:ascii="Avenir Next" w:hAnsi="Avenir Next" w:cs="Avenir Next" w:eastAsia="Avenir Next"/>
-                <w:color w:val="1A1A1A"/>
-                <w:sz w:val="20"/>
-                <w:szCs w:val="20"/>
+                <w:sz w:val="21"/>
+                <w:szCs w:val="21"/>
+              </w:rPr>
+              <w:t xml:space="preserve">8.</w:t>
+            </w:r>
+            <w:r>
+              <w:rPr>
+                <w:rFonts w:ascii="Avenir Next" w:hAnsi="Avenir Next" w:cs="Avenir Next" w:eastAsia="Avenir Next"/>
+                <w:color w:val="1A1A1A"/>
+                <w:sz w:val="21"/>
+                <w:szCs w:val="21"/>
               </w:rPr>
               <w:tab/>
             </w:r>
@@ -2253,433 +2665,59 @@
                 <w:rFonts w:ascii="Avenir Next" w:hAnsi="Avenir Next" w:cs="Avenir Next" w:eastAsia="Avenir Next"/>
                 <w:b/>
                 <w:color w:val="1A1A1A"/>
-                <w:sz w:val="20"/>
-                <w:szCs w:val="20"/>
-              </w:rPr>
-              <w:t xml:space="preserve">Card Collection.  </w:t>
-            </w:r>
-            <w:r>
-              <w:rPr>
-                <w:rFonts w:ascii="Avenir Next" w:hAnsi="Avenir Next" w:cs="Avenir Next" w:eastAsia="Avenir Next"/>
-                <w:color w:val="1A1A1A"/>
-                <w:sz w:val="20"/>
-                <w:szCs w:val="20"/>
-              </w:rPr>
-              <w:t xml:space="preserve">In a card set, 0.35 of the cards are heroes, 2/5 are villains, and 25% are sidekicks. Which group is largest?</w:t>
+                <w:sz w:val="21"/>
+                <w:szCs w:val="21"/>
+              </w:rPr>
+              <w:t xml:space="preserve">Reading Goals.  </w:t>
+            </w:r>
+            <w:r>
+              <w:rPr>
+                <w:rFonts w:ascii="Avenir Next" w:hAnsi="Avenir Next" w:cs="Avenir Next" w:eastAsia="Avenir Next"/>
+                <w:color w:val="1A1A1A"/>
+                <w:sz w:val="21"/>
+                <w:szCs w:val="21"/>
+              </w:rPr>
+              <w:t xml:space="preserve">Parts of a book finished: Ana 0.62, Ben 5/8, Cal 61%, Dee 3/5.</w:t>
             </w:r>
           </w:p>
           <w:p>
             <w:pPr>
               <w:keepNext/>
-              <w:spacing w:before="0" w:after="40" w:line="252" w:lineRule="auto"/>
-              <w:ind w:left="432"/>
-            </w:pPr>
-            <w:r>
-              <w:rPr>
-                <w:rFonts w:ascii="Avenir Next" w:hAnsi="Avenir Next" w:cs="Avenir Next" w:eastAsia="Avenir Next"/>
-                <w:b/>
-                <w:color w:val="003A70"/>
-                <w:sz w:val="17"/>
-                <w:szCs w:val="17"/>
-              </w:rPr>
-              <w:t xml:space="preserve">Hint  </w:t>
-            </w:r>
-            <w:r>
-              <w:rPr>
-                <w:rFonts w:ascii="Avenir Next" w:hAnsi="Avenir Next" w:cs="Avenir Next" w:eastAsia="Avenir Next"/>
-                <w:i/>
-                <w:color w:val="5A5F66"/>
-                <w:sz w:val="17"/>
-                <w:szCs w:val="17"/>
-              </w:rPr>
-              <w:t xml:space="preserve">Write each part as a percent. The three should add to 100%.</w:t>
-            </w:r>
-          </w:p>
-          <w:p>
-            <w:pPr>
-              <w:spacing w:before="0" w:after="0" w:line="60" w:lineRule="auto"/>
-            </w:pPr>
-          </w:p>
-          <w:tbl>
-            <w:tblPr>
-              <w:tblInd w:w="432" w:type="dxa"/>
-              <w:tblW w:w="9072" w:type="dxa"/>
-              <w:jc w:val="left"/>
-              <w:tblBorders>
-                <w:top w:val="single" w:sz="4" w:space="0" w:color="8A9099"/>
-                <w:left w:val="single" w:sz="4" w:space="0" w:color="8A9099"/>
-                <w:bottom w:val="single" w:sz="4" w:space="0" w:color="8A9099"/>
-                <w:right w:val="single" w:sz="4" w:space="0" w:color="8A9099"/>
-                <w:insideH w:val="nil"/>
-                <w:insideV w:val="nil"/>
-              </w:tblBorders>
-              <w:tblLayout w:type="fixed"/>
-              <w:tblCellMar>
-                <w:top w:w="50" w:type="dxa"/>
-                <w:left w:w="100" w:type="dxa"/>
-                <w:bottom w:w="50" w:type="dxa"/>
-                <w:right w:w="100" w:type="dxa"/>
-              </w:tblCellMar>
-              <w:tblLook w:val="0000" w:firstRow="0" w:lastRow="0" w:firstColumn="0" w:lastColumn="0" w:noHBand="1" w:noVBand="1"/>
-            </w:tblPr>
-            <w:tblGrid>
-              <w:gridCol w:w="9072"/>
-            </w:tblGrid>
-            <w:tr>
-              <w:trPr>
-                <w:cantSplit/>
-                <w:trHeight w:val="738" w:hRule="atLeast"/>
-              </w:trPr>
-              <w:tc>
-                <w:tcPr>
-                  <w:tcW w:w="9072" w:type="dxa"/>
-                  <w:vAlign w:val="top"/>
-                </w:tcPr>
-                <w:p>
-                  <w:pPr>
-                    <w:spacing w:before="0" w:after="0" w:line="240" w:lineRule="auto"/>
-                  </w:pPr>
-                  <w:r>
-                    <w:rPr>
-                      <w:rFonts w:ascii="Avenir Next" w:hAnsi="Avenir Next" w:cs="Avenir Next" w:eastAsia="Avenir Next"/>
-                      <w:i/>
-                      <w:color w:val="8A9099"/>
-                      <w:sz w:val="14"/>
-                      <w:szCs w:val="14"/>
-                    </w:rPr>
-                    <w:t xml:space="preserve">Show your work.</w:t>
-                  </w:r>
-                </w:p>
-              </w:tc>
-            </w:tr>
-          </w:tbl>
-          <w:p>
-            <w:pPr>
-              <w:tabs>
-                <w:tab w:val="right" w:leader="underscore" w:pos="9504"/>
-              </w:tabs>
-              <w:spacing w:before="90" w:after="40" w:line="264" w:lineRule="auto"/>
-              <w:ind w:left="432"/>
-            </w:pPr>
-            <w:r>
-              <w:rPr>
-                <w:rFonts w:ascii="Avenir Next" w:hAnsi="Avenir Next" w:cs="Avenir Next" w:eastAsia="Avenir Next"/>
-                <w:b/>
-                <w:color w:val="1A1A1A"/>
-                <w:sz w:val="18"/>
-                <w:szCs w:val="18"/>
-              </w:rPr>
-              <w:t xml:space="preserve">Largest group</w:t>
-            </w:r>
-            <w:r>
-              <w:rPr>
-                <w:rFonts w:ascii="Avenir Next" w:hAnsi="Avenir Next" w:cs="Avenir Next" w:eastAsia="Avenir Next"/>
-                <w:color w:val="1A1A1A"/>
-                <w:sz w:val="18"/>
-                <w:szCs w:val="18"/>
-              </w:rPr>
-              <w:tab/>
-            </w:r>
-          </w:p>
-        </w:tc>
-      </w:tr>
-    </w:tbl>
-    <w:p>
-      <w:pPr>
-        <w:spacing w:before="0" w:after="0" w:line="20" w:lineRule="exact"/>
-      </w:pPr>
-    </w:p>
-    <w:p>
-      <w:pPr>
-        <w:spacing w:before="0" w:after="0" w:line="20" w:lineRule="exact"/>
-      </w:pPr>
-    </w:p>
-    <w:tbl>
-      <w:tblPr>
-        <w:tblW w:w="9504" w:type="dxa"/>
-        <w:jc w:val="left"/>
-        <w:tblBorders>
-          <w:top w:val="nil"/>
-          <w:left w:val="nil"/>
-          <w:bottom w:val="nil"/>
-          <w:right w:val="nil"/>
-          <w:insideH w:val="nil"/>
-          <w:insideV w:val="nil"/>
-        </w:tblBorders>
-        <w:tblLayout w:type="fixed"/>
-        <w:tblCellMar>
-          <w:top w:w="0" w:type="dxa"/>
-          <w:left w:w="0" w:type="dxa"/>
-          <w:bottom w:w="0" w:type="dxa"/>
-          <w:right w:w="0" w:type="dxa"/>
-        </w:tblCellMar>
-        <w:tblLook w:val="0000" w:firstRow="0" w:lastRow="0" w:firstColumn="0" w:lastColumn="0" w:noHBand="1" w:noVBand="1"/>
-      </w:tblPr>
-      <w:tblGrid>
-        <w:gridCol w:w="9504"/>
-      </w:tblGrid>
-      <w:tr>
-        <w:trPr>
-          <w:cantSplit/>
-        </w:trPr>
-        <w:tc>
-          <w:tcPr>
-            <w:tcW w:w="9504" w:type="dxa"/>
-            <w:vAlign w:val="top"/>
-          </w:tcPr>
-          <w:p>
-            <w:pPr>
-              <w:keepNext/>
-              <w:tabs>
-                <w:tab w:val="left" w:pos="432"/>
-              </w:tabs>
-              <w:spacing w:before="90" w:after="40" w:line="268" w:lineRule="auto"/>
-              <w:ind w:left="432" w:hanging="432"/>
-            </w:pPr>
-            <w:r>
-              <w:rPr>
-                <w:rFonts w:ascii="Avenir Next" w:hAnsi="Avenir Next" w:cs="Avenir Next" w:eastAsia="Avenir Next"/>
-                <w:b/>
-                <w:color w:val="1A1A1A"/>
-                <w:sz w:val="20"/>
-                <w:szCs w:val="20"/>
-              </w:rPr>
-              <w:t xml:space="preserve">7.</w:t>
-            </w:r>
-            <w:r>
-              <w:rPr>
-                <w:rFonts w:ascii="Avenir Next" w:hAnsi="Avenir Next" w:cs="Avenir Next" w:eastAsia="Avenir Next"/>
-                <w:color w:val="1A1A1A"/>
-                <w:sz w:val="20"/>
-                <w:szCs w:val="20"/>
-              </w:rPr>
-              <w:tab/>
-            </w:r>
-            <w:r>
-              <w:rPr>
-                <w:rFonts w:ascii="Avenir Next" w:hAnsi="Avenir Next" w:cs="Avenir Next" w:eastAsia="Avenir Next"/>
-                <w:b/>
-                <w:color w:val="1A1A1A"/>
-                <w:sz w:val="20"/>
-                <w:szCs w:val="20"/>
-              </w:rPr>
-              <w:t xml:space="preserve">Homework Turn-In.  </w:t>
-            </w:r>
-            <w:r>
-              <w:rPr>
-                <w:rFonts w:ascii="Avenir Next" w:hAnsi="Avenir Next" w:cs="Avenir Next" w:eastAsia="Avenir Next"/>
-                <w:color w:val="1A1A1A"/>
-                <w:sz w:val="20"/>
-                <w:szCs w:val="20"/>
-              </w:rPr>
-              <w:t xml:space="preserve">Three classes turned in 0.36, 9/25, and 34% of their work. Order the classes from least to greatest. Which two values tie?</w:t>
-            </w:r>
-          </w:p>
-          <w:p>
-            <w:pPr>
-              <w:spacing w:before="0" w:after="0" w:line="60" w:lineRule="auto"/>
-            </w:pPr>
-          </w:p>
-          <w:tbl>
-            <w:tblPr>
-              <w:tblInd w:w="432" w:type="dxa"/>
-              <w:tblW w:w="9072" w:type="dxa"/>
-              <w:jc w:val="left"/>
-              <w:tblBorders>
-                <w:top w:val="single" w:sz="4" w:space="0" w:color="8A9099"/>
-                <w:left w:val="single" w:sz="4" w:space="0" w:color="8A9099"/>
-                <w:bottom w:val="single" w:sz="4" w:space="0" w:color="8A9099"/>
-                <w:right w:val="single" w:sz="4" w:space="0" w:color="8A9099"/>
-                <w:insideH w:val="nil"/>
-                <w:insideV w:val="nil"/>
-              </w:tblBorders>
-              <w:tblLayout w:type="fixed"/>
-              <w:tblCellMar>
-                <w:top w:w="50" w:type="dxa"/>
-                <w:left w:w="100" w:type="dxa"/>
-                <w:bottom w:w="50" w:type="dxa"/>
-                <w:right w:w="100" w:type="dxa"/>
-              </w:tblCellMar>
-              <w:tblLook w:val="0000" w:firstRow="0" w:lastRow="0" w:firstColumn="0" w:lastColumn="0" w:noHBand="1" w:noVBand="1"/>
-            </w:tblPr>
-            <w:tblGrid>
-              <w:gridCol w:w="9072"/>
-            </w:tblGrid>
-            <w:tr>
-              <w:trPr>
-                <w:cantSplit/>
-                <w:trHeight w:val="738" w:hRule="atLeast"/>
-              </w:trPr>
-              <w:tc>
-                <w:tcPr>
-                  <w:tcW w:w="9072" w:type="dxa"/>
-                  <w:vAlign w:val="top"/>
-                </w:tcPr>
-                <w:p>
-                  <w:pPr>
-                    <w:spacing w:before="0" w:after="0" w:line="240" w:lineRule="auto"/>
-                  </w:pPr>
-                  <w:r>
-                    <w:rPr>
-                      <w:rFonts w:ascii="Avenir Next" w:hAnsi="Avenir Next" w:cs="Avenir Next" w:eastAsia="Avenir Next"/>
-                      <w:i/>
-                      <w:color w:val="8A9099"/>
-                      <w:sz w:val="14"/>
-                      <w:szCs w:val="14"/>
-                    </w:rPr>
-                    <w:t xml:space="preserve">Show your work.</w:t>
-                  </w:r>
-                </w:p>
-              </w:tc>
-            </w:tr>
-          </w:tbl>
-          <w:p>
-            <w:pPr>
-              <w:tabs>
-                <w:tab w:val="right" w:leader="underscore" w:pos="9504"/>
-              </w:tabs>
-              <w:spacing w:before="90" w:after="40" w:line="264" w:lineRule="auto"/>
-              <w:ind w:left="432"/>
-            </w:pPr>
-            <w:r>
-              <w:rPr>
-                <w:rFonts w:ascii="Avenir Next" w:hAnsi="Avenir Next" w:cs="Avenir Next" w:eastAsia="Avenir Next"/>
-                <w:b/>
-                <w:color w:val="1A1A1A"/>
-                <w:sz w:val="18"/>
-                <w:szCs w:val="18"/>
-              </w:rPr>
-              <w:t xml:space="preserve">Tie</w:t>
-            </w:r>
-            <w:r>
-              <w:rPr>
-                <w:rFonts w:ascii="Avenir Next" w:hAnsi="Avenir Next" w:cs="Avenir Next" w:eastAsia="Avenir Next"/>
-                <w:color w:val="1A1A1A"/>
-                <w:sz w:val="18"/>
-                <w:szCs w:val="18"/>
-              </w:rPr>
-              <w:tab/>
-            </w:r>
-          </w:p>
-        </w:tc>
-      </w:tr>
-    </w:tbl>
-    <w:p>
-      <w:pPr>
-        <w:spacing w:before="0" w:after="0" w:line="20" w:lineRule="exact"/>
-      </w:pPr>
-    </w:p>
-    <w:p>
-      <w:pPr>
-        <w:spacing w:before="0" w:after="0" w:line="20" w:lineRule="exact"/>
-      </w:pPr>
-    </w:p>
-    <w:tbl>
-      <w:tblPr>
-        <w:tblW w:w="9504" w:type="dxa"/>
-        <w:jc w:val="left"/>
-        <w:tblBorders>
-          <w:top w:val="nil"/>
-          <w:left w:val="nil"/>
-          <w:bottom w:val="nil"/>
-          <w:right w:val="nil"/>
-          <w:insideH w:val="nil"/>
-          <w:insideV w:val="nil"/>
-        </w:tblBorders>
-        <w:tblLayout w:type="fixed"/>
-        <w:tblCellMar>
-          <w:top w:w="0" w:type="dxa"/>
-          <w:left w:w="0" w:type="dxa"/>
-          <w:bottom w:w="0" w:type="dxa"/>
-          <w:right w:w="0" w:type="dxa"/>
-        </w:tblCellMar>
-        <w:tblLook w:val="0000" w:firstRow="0" w:lastRow="0" w:firstColumn="0" w:lastColumn="0" w:noHBand="1" w:noVBand="1"/>
-      </w:tblPr>
-      <w:tblGrid>
-        <w:gridCol w:w="9504"/>
-      </w:tblGrid>
-      <w:tr>
-        <w:trPr>
-          <w:cantSplit/>
-        </w:trPr>
-        <w:tc>
-          <w:tcPr>
-            <w:tcW w:w="9504" w:type="dxa"/>
-            <w:vAlign w:val="top"/>
-          </w:tcPr>
-          <w:p>
-            <w:pPr>
-              <w:keepNext/>
-              <w:tabs>
-                <w:tab w:val="left" w:pos="432"/>
-              </w:tabs>
-              <w:spacing w:before="90" w:after="40" w:line="268" w:lineRule="auto"/>
-              <w:ind w:left="432" w:hanging="432"/>
-            </w:pPr>
-            <w:r>
-              <w:rPr>
-                <w:rFonts w:ascii="Avenir Next" w:hAnsi="Avenir Next" w:cs="Avenir Next" w:eastAsia="Avenir Next"/>
-                <w:b/>
-                <w:color w:val="1A1A1A"/>
-                <w:sz w:val="20"/>
-                <w:szCs w:val="20"/>
-              </w:rPr>
-              <w:t xml:space="preserve">8.</w:t>
-            </w:r>
-            <w:r>
-              <w:rPr>
-                <w:rFonts w:ascii="Avenir Next" w:hAnsi="Avenir Next" w:cs="Avenir Next" w:eastAsia="Avenir Next"/>
-                <w:color w:val="1A1A1A"/>
-                <w:sz w:val="20"/>
-                <w:szCs w:val="20"/>
-              </w:rPr>
-              <w:tab/>
-            </w:r>
-            <w:r>
-              <w:rPr>
-                <w:rFonts w:ascii="Avenir Next" w:hAnsi="Avenir Next" w:cs="Avenir Next" w:eastAsia="Avenir Next"/>
-                <w:b/>
-                <w:color w:val="1A1A1A"/>
-                <w:sz w:val="20"/>
-                <w:szCs w:val="20"/>
-              </w:rPr>
-              <w:t xml:space="preserve">Reading Goals.  </w:t>
-            </w:r>
-            <w:r>
-              <w:rPr>
-                <w:rFonts w:ascii="Avenir Next" w:hAnsi="Avenir Next" w:cs="Avenir Next" w:eastAsia="Avenir Next"/>
-                <w:color w:val="1A1A1A"/>
-                <w:sz w:val="20"/>
-                <w:szCs w:val="20"/>
-              </w:rPr>
-              <w:t xml:space="preserve">Four students finished these parts of a book: Ana 0.62, Ben 5/8, Cal 61%, Dee 3/5.</w:t>
-            </w:r>
-          </w:p>
-          <w:p>
-            <w:pPr>
-              <w:keepNext/>
-              <w:spacing w:before="0" w:after="40" w:line="252" w:lineRule="auto"/>
-              <w:ind w:left="432"/>
-            </w:pPr>
-            <w:r>
-              <w:rPr>
-                <w:rFonts w:ascii="Avenir Next" w:hAnsi="Avenir Next" w:cs="Avenir Next" w:eastAsia="Avenir Next"/>
-                <w:b/>
-                <w:color w:val="003A70"/>
-                <w:sz w:val="17"/>
-                <w:szCs w:val="17"/>
-              </w:rPr>
-              <w:t xml:space="preserve">Hint  </w:t>
-            </w:r>
-            <w:r>
-              <w:rPr>
-                <w:rFonts w:ascii="Avenir Next" w:hAnsi="Avenir Next" w:cs="Avenir Next" w:eastAsia="Avenir Next"/>
-                <w:i/>
-                <w:color w:val="5A5F66"/>
-                <w:sz w:val="17"/>
-                <w:szCs w:val="17"/>
-              </w:rPr>
-              <w:t xml:space="preserve">5/8 = 5 ÷ 8 = 0.625.</w:t>
+              <w:spacing w:before="40" w:after="60" w:line="264" w:lineRule="auto"/>
+              <w:jc w:val="center"/>
+            </w:pPr>
+            <w:r>
+              <w:drawing>
+                <wp:inline distT="0" distB="0" distL="0" distR="0">
+                  <wp:extent cx="5120640" cy="566928"/>
+                  <wp:docPr id="2" name="Figure 2"/>
+                  <a:graphic xmlns:a="http://schemas.openxmlformats.org/drawingml/2006/main">
+                    <a:graphicData uri="http://schemas.openxmlformats.org/drawingml/2006/picture">
+                      <pic:pic xmlns:pic="http://schemas.openxmlformats.org/drawingml/2006/picture">
+                        <pic:nvPicPr>
+                          <pic:cNvPr id="2" name="image2.png"/>
+                          <pic:cNvPicPr/>
+                        </pic:nvPicPr>
+                        <pic:blipFill>
+                          <a:blip r:embed="rIdImg2"/>
+                          <a:stretch>
+                            <a:fillRect/>
+                          </a:stretch>
+                        </pic:blipFill>
+                        <pic:spPr>
+                          <a:xfrm>
+                            <a:off x="0" y="0"/>
+                            <a:ext cx="5120640" cy="566928"/>
+                          </a:xfrm>
+                          <a:prstGeom prst="rect">
+                            <a:avLst/>
+                          </a:prstGeom>
+                        </pic:spPr>
+                      </pic:pic>
+                    </a:graphicData>
+                  </a:graphic>
+                </wp:inline>
+              </w:drawing>
             </w:r>
           </w:p>
           <w:p>
@@ -2696,8 +2734,8 @@
                 <w:rFonts w:ascii="Avenir Next" w:hAnsi="Avenir Next" w:cs="Avenir Next" w:eastAsia="Avenir Next"/>
                 <w:b/>
                 <w:color w:val="003A70"/>
-                <w:sz w:val="20"/>
-                <w:szCs w:val="20"/>
+                <w:sz w:val="21"/>
+                <w:szCs w:val="21"/>
               </w:rPr>
               <w:t xml:space="preserve">a.</w:t>
             </w:r>
@@ -2705,8 +2743,8 @@
               <w:rPr>
                 <w:rFonts w:ascii="Avenir Next" w:hAnsi="Avenir Next" w:cs="Avenir Next" w:eastAsia="Avenir Next"/>
                 <w:color w:val="1A1A1A"/>
-                <w:sz w:val="20"/>
-                <w:szCs w:val="20"/>
+                <w:sz w:val="21"/>
+                <w:szCs w:val="21"/>
               </w:rPr>
               <w:tab/>
             </w:r>
@@ -2714,17 +2752,17 @@
               <w:rPr>
                 <w:rFonts w:ascii="Avenir Next" w:hAnsi="Avenir Next" w:cs="Avenir Next" w:eastAsia="Avenir Next"/>
                 <w:color w:val="1A1A1A"/>
-                <w:sz w:val="20"/>
-                <w:szCs w:val="20"/>
-              </w:rPr>
-              <w:t xml:space="preserve">Write each part as a percent.</w:t>
-            </w:r>
-            <w:r>
-              <w:rPr>
-                <w:rFonts w:ascii="Avenir Next" w:hAnsi="Avenir Next" w:cs="Avenir Next" w:eastAsia="Avenir Next"/>
-                <w:color w:val="1A1A1A"/>
-                <w:sz w:val="20"/>
-                <w:szCs w:val="20"/>
+                <w:sz w:val="21"/>
+                <w:szCs w:val="21"/>
+              </w:rPr>
+              <w:t xml:space="preserve">Write each part as a percent. Mark it on the line.</w:t>
+            </w:r>
+            <w:r>
+              <w:rPr>
+                <w:rFonts w:ascii="Avenir Next" w:hAnsi="Avenir Next" w:cs="Avenir Next" w:eastAsia="Avenir Next"/>
+                <w:color w:val="1A1A1A"/>
+                <w:sz w:val="21"/>
+                <w:szCs w:val="21"/>
               </w:rPr>
               <w:t xml:space="preserve">  </w:t>
             </w:r>
@@ -2732,8 +2770,8 @@
               <w:rPr>
                 <w:rFonts w:ascii="Avenir Next" w:hAnsi="Avenir Next" w:cs="Avenir Next" w:eastAsia="Avenir Next"/>
                 <w:color w:val="1A1A1A"/>
-                <w:sz w:val="20"/>
-                <w:szCs w:val="20"/>
+                <w:sz w:val="21"/>
+                <w:szCs w:val="21"/>
                 <w:u w:val="single"/>
               </w:rPr>
               <w:t xml:space="preserve">                      </w:t>
@@ -2753,8 +2791,8 @@
                 <w:rFonts w:ascii="Avenir Next" w:hAnsi="Avenir Next" w:cs="Avenir Next" w:eastAsia="Avenir Next"/>
                 <w:b/>
                 <w:color w:val="003A70"/>
-                <w:sz w:val="20"/>
-                <w:szCs w:val="20"/>
+                <w:sz w:val="21"/>
+                <w:szCs w:val="21"/>
               </w:rPr>
               <w:t xml:space="preserve">b.</w:t>
             </w:r>
@@ -2762,8 +2800,8 @@
               <w:rPr>
                 <w:rFonts w:ascii="Avenir Next" w:hAnsi="Avenir Next" w:cs="Avenir Next" w:eastAsia="Avenir Next"/>
                 <w:color w:val="1A1A1A"/>
-                <w:sz w:val="20"/>
-                <w:szCs w:val="20"/>
+                <w:sz w:val="21"/>
+                <w:szCs w:val="21"/>
               </w:rPr>
               <w:tab/>
             </w:r>
@@ -2771,8 +2809,8 @@
               <w:rPr>
                 <w:rFonts w:ascii="Avenir Next" w:hAnsi="Avenir Next" w:cs="Avenir Next" w:eastAsia="Avenir Next"/>
                 <w:color w:val="1A1A1A"/>
-                <w:sz w:val="20"/>
-                <w:szCs w:val="20"/>
+                <w:sz w:val="21"/>
+                <w:szCs w:val="21"/>
               </w:rPr>
               <w:t xml:space="preserve">Order the students from least to greatest.</w:t>
             </w:r>
@@ -2780,8 +2818,8 @@
               <w:rPr>
                 <w:rFonts w:ascii="Avenir Next" w:hAnsi="Avenir Next" w:cs="Avenir Next" w:eastAsia="Avenir Next"/>
                 <w:color w:val="1A1A1A"/>
-                <w:sz w:val="20"/>
-                <w:szCs w:val="20"/>
+                <w:sz w:val="21"/>
+                <w:szCs w:val="21"/>
               </w:rPr>
               <w:t xml:space="preserve">  </w:t>
             </w:r>
@@ -2789,75 +2827,12 @@
               <w:rPr>
                 <w:rFonts w:ascii="Avenir Next" w:hAnsi="Avenir Next" w:cs="Avenir Next" w:eastAsia="Avenir Next"/>
                 <w:color w:val="1A1A1A"/>
-                <w:sz w:val="20"/>
-                <w:szCs w:val="20"/>
+                <w:sz w:val="21"/>
+                <w:szCs w:val="21"/>
                 <w:u w:val="single"/>
               </w:rPr>
               <w:t xml:space="preserve">                      </w:t>
             </w:r>
-          </w:p>
-          <w:p>
-            <w:pPr>
-              <w:spacing w:before="0" w:after="0" w:line="60" w:lineRule="auto"/>
-            </w:pPr>
-          </w:p>
-          <w:tbl>
-            <w:tblPr>
-              <w:tblInd w:w="432" w:type="dxa"/>
-              <w:tblW w:w="9072" w:type="dxa"/>
-              <w:jc w:val="left"/>
-              <w:tblBorders>
-                <w:top w:val="single" w:sz="4" w:space="0" w:color="8A9099"/>
-                <w:left w:val="single" w:sz="4" w:space="0" w:color="8A9099"/>
-                <w:bottom w:val="single" w:sz="4" w:space="0" w:color="8A9099"/>
-                <w:right w:val="single" w:sz="4" w:space="0" w:color="8A9099"/>
-                <w:insideH w:val="nil"/>
-                <w:insideV w:val="nil"/>
-              </w:tblBorders>
-              <w:tblLayout w:type="fixed"/>
-              <w:tblCellMar>
-                <w:top w:w="50" w:type="dxa"/>
-                <w:left w:w="100" w:type="dxa"/>
-                <w:bottom w:w="50" w:type="dxa"/>
-                <w:right w:w="100" w:type="dxa"/>
-              </w:tblCellMar>
-              <w:tblLook w:val="0000" w:firstRow="0" w:lastRow="0" w:firstColumn="0" w:lastColumn="0" w:noHBand="1" w:noVBand="1"/>
-            </w:tblPr>
-            <w:tblGrid>
-              <w:gridCol w:w="9072"/>
-            </w:tblGrid>
-            <w:tr>
-              <w:trPr>
-                <w:cantSplit/>
-                <w:trHeight w:val="738" w:hRule="atLeast"/>
-              </w:trPr>
-              <w:tc>
-                <w:tcPr>
-                  <w:tcW w:w="9072" w:type="dxa"/>
-                  <w:vAlign w:val="top"/>
-                </w:tcPr>
-                <w:p>
-                  <w:pPr>
-                    <w:spacing w:before="0" w:after="0" w:line="240" w:lineRule="auto"/>
-                  </w:pPr>
-                  <w:r>
-                    <w:rPr>
-                      <w:rFonts w:ascii="Avenir Next" w:hAnsi="Avenir Next" w:cs="Avenir Next" w:eastAsia="Avenir Next"/>
-                      <w:i/>
-                      <w:color w:val="8A9099"/>
-                      <w:sz w:val="14"/>
-                      <w:szCs w:val="14"/>
-                    </w:rPr>
-                    <w:t xml:space="preserve">Show your work.</w:t>
-                  </w:r>
-                </w:p>
-              </w:tc>
-            </w:tr>
-          </w:tbl>
-          <w:p>
-            <w:pPr>
-              <w:spacing w:before="0" w:after="0" w:line="24" w:lineRule="auto"/>
-            </w:pPr>
           </w:p>
         </w:tc>
       </w:tr>
@@ -2877,6 +2852,7 @@
           <w:tab w:val="right" w:pos="9504"/>
         </w:tabs>
         <w:spacing w:before="90" w:after="50" w:line="240" w:lineRule="auto"/>
+        <w:outlineLvl w:val="1"/>
       </w:pPr>
       <w:r>
         <w:rPr>
@@ -2961,8 +2937,8 @@
                 <w:rFonts w:ascii="Avenir Next" w:hAnsi="Avenir Next" w:cs="Avenir Next" w:eastAsia="Avenir Next"/>
                 <w:b/>
                 <w:color w:val="1A1A1A"/>
-                <w:sz w:val="20"/>
-                <w:szCs w:val="20"/>
+                <w:sz w:val="21"/>
+                <w:szCs w:val="21"/>
               </w:rPr>
               <w:t xml:space="preserve">9.</w:t>
             </w:r>
@@ -2970,8 +2946,8 @@
               <w:rPr>
                 <w:rFonts w:ascii="Avenir Next" w:hAnsi="Avenir Next" w:cs="Avenir Next" w:eastAsia="Avenir Next"/>
                 <w:color w:val="1A1A1A"/>
-                <w:sz w:val="20"/>
-                <w:szCs w:val="20"/>
+                <w:sz w:val="21"/>
+                <w:szCs w:val="21"/>
               </w:rPr>
               <w:tab/>
             </w:r>
@@ -2980,8 +2956,8 @@
                 <w:rFonts w:ascii="Avenir Next" w:hAnsi="Avenir Next" w:cs="Avenir Next" w:eastAsia="Avenir Next"/>
                 <w:b/>
                 <w:color w:val="1A1A1A"/>
-                <w:sz w:val="20"/>
-                <w:szCs w:val="20"/>
+                <w:sz w:val="21"/>
+                <w:szCs w:val="21"/>
               </w:rPr>
               <w:t xml:space="preserve">Owen’s Work.  </w:t>
             </w:r>
@@ -2989,10 +2965,10 @@
               <w:rPr>
                 <w:rFonts w:ascii="Avenir Next" w:hAnsi="Avenir Next" w:cs="Avenir Next" w:eastAsia="Avenir Next"/>
                 <w:color w:val="1A1A1A"/>
-                <w:sz w:val="20"/>
-                <w:szCs w:val="20"/>
-              </w:rPr>
-              <w:t xml:space="preserve">Owen ordered 0.6, 61%, and 3/5. He wrote: “3/5 is the smallest because 3 is the smallest number.” Explain his mistake. Then order the values correctly.</w:t>
+                <w:sz w:val="21"/>
+                <w:szCs w:val="21"/>
+              </w:rPr>
+              <w:t xml:space="preserve">Owen ordered 0.55, 61%, and 3/5. He wrote: “3/5 is the smallest because 3 is the smallest number.” Explain his mistake. Then order the values correctly.</w:t>
             </w:r>
           </w:p>
           <w:tbl>
@@ -3023,7 +2999,7 @@
             <w:tr>
               <w:trPr>
                 <w:cantSplit/>
-                <w:trHeight w:val="360" w:hRule="atLeast"/>
+                <w:trHeight w:val="459" w:hRule="atLeast"/>
               </w:trPr>
               <w:tc>
                 <w:tcPr>
@@ -3043,27 +3019,7 @@
             <w:tr>
               <w:trPr>
                 <w:cantSplit/>
-                <w:trHeight w:val="360" w:hRule="atLeast"/>
-              </w:trPr>
-              <w:tc>
-                <w:tcPr>
-                  <w:tcW w:w="9072" w:type="dxa"/>
-                  <w:tcBorders>
-                    <w:bottom w:val="single" w:sz="4" w:space="0" w:color="000000"/>
-                  </w:tcBorders>
-                  <w:vAlign w:val="top"/>
-                </w:tcPr>
-                <w:p>
-                  <w:pPr>
-                    <w:spacing w:before="0" w:after="0" w:line="240" w:lineRule="auto"/>
-                  </w:pPr>
-                </w:p>
-              </w:tc>
-            </w:tr>
-            <w:tr>
-              <w:trPr>
-                <w:cantSplit/>
-                <w:trHeight w:val="360" w:hRule="atLeast"/>
+                <w:trHeight w:val="459" w:hRule="atLeast"/>
               </w:trPr>
               <w:tc>
                 <w:tcPr>
@@ -3104,6 +3060,7 @@
           <w:tab w:val="right" w:pos="9504"/>
         </w:tabs>
         <w:spacing w:before="90" w:after="50" w:line="240" w:lineRule="auto"/>
+        <w:outlineLvl w:val="1"/>
       </w:pPr>
       <w:r>
         <w:rPr>
@@ -3188,8 +3145,8 @@
                 <w:rFonts w:ascii="Avenir Next" w:hAnsi="Avenir Next" w:cs="Avenir Next" w:eastAsia="Avenir Next"/>
                 <w:b/>
                 <w:color w:val="1A1A1A"/>
-                <w:sz w:val="20"/>
-                <w:szCs w:val="20"/>
+                <w:sz w:val="21"/>
+                <w:szCs w:val="21"/>
               </w:rPr>
               <w:t xml:space="preserve">10.</w:t>
             </w:r>
@@ -3197,8 +3154,8 @@
               <w:rPr>
                 <w:rFonts w:ascii="Avenir Next" w:hAnsi="Avenir Next" w:cs="Avenir Next" w:eastAsia="Avenir Next"/>
                 <w:color w:val="1A1A1A"/>
-                <w:sz w:val="20"/>
-                <w:szCs w:val="20"/>
+                <w:sz w:val="21"/>
+                <w:szCs w:val="21"/>
               </w:rPr>
               <w:tab/>
             </w:r>
@@ -3206,10 +3163,10 @@
               <w:rPr>
                 <w:rFonts w:ascii="Avenir Next" w:hAnsi="Avenir Next" w:cs="Avenir Next" w:eastAsia="Avenir Next"/>
                 <w:color w:val="1A1A1A"/>
-                <w:sz w:val="20"/>
-                <w:szCs w:val="20"/>
-              </w:rPr>
-              <w:t xml:space="preserve">Which is greater, 0.6 or 55%?</w:t>
+                <w:sz w:val="21"/>
+                <w:szCs w:val="21"/>
+              </w:rPr>
+              <w:t xml:space="preserve">Which is greater, 0.9 or 85%?</w:t>
             </w:r>
           </w:p>
           <w:tbl>
@@ -3262,8 +3219,8 @@
                       <w:rFonts w:ascii="Avenir Next" w:hAnsi="Avenir Next" w:cs="Avenir Next" w:eastAsia="Avenir Next"/>
                       <w:b/>
                       <w:color w:val="003A70"/>
-                      <w:sz w:val="19"/>
-                      <w:szCs w:val="19"/>
+                      <w:sz w:val="20"/>
+                      <w:szCs w:val="20"/>
                     </w:rPr>
                     <w:t xml:space="preserve">A</w:t>
                   </w:r>
@@ -3271,8 +3228,8 @@
                     <w:rPr>
                       <w:rFonts w:ascii="Avenir Next" w:hAnsi="Avenir Next" w:cs="Avenir Next" w:eastAsia="Avenir Next"/>
                       <w:color w:val="1A1A1A"/>
-                      <w:sz w:val="19"/>
-                      <w:szCs w:val="19"/>
+                      <w:sz w:val="20"/>
+                      <w:szCs w:val="20"/>
                     </w:rPr>
                     <w:tab/>
                   </w:r>
@@ -3280,10 +3237,10 @@
                     <w:rPr>
                       <w:rFonts w:ascii="Avenir Next" w:hAnsi="Avenir Next" w:cs="Avenir Next" w:eastAsia="Avenir Next"/>
                       <w:color w:val="1A1A1A"/>
-                      <w:sz w:val="19"/>
-                      <w:szCs w:val="19"/>
-                    </w:rPr>
-                    <w:t xml:space="preserve">0.6</w:t>
+                      <w:sz w:val="20"/>
+                      <w:szCs w:val="20"/>
+                    </w:rPr>
+                    <w:t xml:space="preserve">0.9</w:t>
                   </w:r>
                 </w:p>
               </w:tc>
@@ -3305,8 +3262,8 @@
                       <w:rFonts w:ascii="Avenir Next" w:hAnsi="Avenir Next" w:cs="Avenir Next" w:eastAsia="Avenir Next"/>
                       <w:b/>
                       <w:color w:val="003A70"/>
-                      <w:sz w:val="19"/>
-                      <w:szCs w:val="19"/>
+                      <w:sz w:val="20"/>
+                      <w:szCs w:val="20"/>
                     </w:rPr>
                     <w:t xml:space="preserve">B</w:t>
                   </w:r>
@@ -3314,8 +3271,8 @@
                     <w:rPr>
                       <w:rFonts w:ascii="Avenir Next" w:hAnsi="Avenir Next" w:cs="Avenir Next" w:eastAsia="Avenir Next"/>
                       <w:color w:val="1A1A1A"/>
-                      <w:sz w:val="19"/>
-                      <w:szCs w:val="19"/>
+                      <w:sz w:val="20"/>
+                      <w:szCs w:val="20"/>
                     </w:rPr>
                     <w:tab/>
                   </w:r>
@@ -3323,10 +3280,10 @@
                     <w:rPr>
                       <w:rFonts w:ascii="Avenir Next" w:hAnsi="Avenir Next" w:cs="Avenir Next" w:eastAsia="Avenir Next"/>
                       <w:color w:val="1A1A1A"/>
-                      <w:sz w:val="19"/>
-                      <w:szCs w:val="19"/>
-                    </w:rPr>
-                    <w:t xml:space="preserve">55%</w:t>
+                      <w:sz w:val="20"/>
+                      <w:szCs w:val="20"/>
+                    </w:rPr>
+                    <w:t xml:space="preserve">85%</w:t>
                   </w:r>
                 </w:p>
               </w:tc>
@@ -3348,8 +3305,8 @@
                       <w:rFonts w:ascii="Avenir Next" w:hAnsi="Avenir Next" w:cs="Avenir Next" w:eastAsia="Avenir Next"/>
                       <w:b/>
                       <w:color w:val="003A70"/>
-                      <w:sz w:val="19"/>
-                      <w:szCs w:val="19"/>
+                      <w:sz w:val="20"/>
+                      <w:szCs w:val="20"/>
                     </w:rPr>
                     <w:t xml:space="preserve">C</w:t>
                   </w:r>
@@ -3357,8 +3314,8 @@
                     <w:rPr>
                       <w:rFonts w:ascii="Avenir Next" w:hAnsi="Avenir Next" w:cs="Avenir Next" w:eastAsia="Avenir Next"/>
                       <w:color w:val="1A1A1A"/>
-                      <w:sz w:val="19"/>
-                      <w:szCs w:val="19"/>
+                      <w:sz w:val="20"/>
+                      <w:szCs w:val="20"/>
                     </w:rPr>
                     <w:tab/>
                   </w:r>
@@ -3366,8 +3323,8 @@
                     <w:rPr>
                       <w:rFonts w:ascii="Avenir Next" w:hAnsi="Avenir Next" w:cs="Avenir Next" w:eastAsia="Avenir Next"/>
                       <w:color w:val="1A1A1A"/>
-                      <w:sz w:val="19"/>
-                      <w:szCs w:val="19"/>
+                      <w:sz w:val="20"/>
+                      <w:szCs w:val="20"/>
                     </w:rPr>
                     <w:t xml:space="preserve">They are equal.</w:t>
                   </w:r>
@@ -3391,8 +3348,8 @@
                       <w:rFonts w:ascii="Avenir Next" w:hAnsi="Avenir Next" w:cs="Avenir Next" w:eastAsia="Avenir Next"/>
                       <w:b/>
                       <w:color w:val="003A70"/>
-                      <w:sz w:val="19"/>
-                      <w:szCs w:val="19"/>
+                      <w:sz w:val="20"/>
+                      <w:szCs w:val="20"/>
                     </w:rPr>
                     <w:t xml:space="preserve">D</w:t>
                   </w:r>
@@ -3400,8 +3357,8 @@
                     <w:rPr>
                       <w:rFonts w:ascii="Avenir Next" w:hAnsi="Avenir Next" w:cs="Avenir Next" w:eastAsia="Avenir Next"/>
                       <w:color w:val="1A1A1A"/>
-                      <w:sz w:val="19"/>
-                      <w:szCs w:val="19"/>
+                      <w:sz w:val="20"/>
+                      <w:szCs w:val="20"/>
                     </w:rPr>
                     <w:tab/>
                   </w:r>
@@ -3409,8 +3366,8 @@
                     <w:rPr>
                       <w:rFonts w:ascii="Avenir Next" w:hAnsi="Avenir Next" w:cs="Avenir Next" w:eastAsia="Avenir Next"/>
                       <w:color w:val="1A1A1A"/>
-                      <w:sz w:val="19"/>
-                      <w:szCs w:val="19"/>
+                      <w:sz w:val="20"/>
+                      <w:szCs w:val="20"/>
                     </w:rPr>
                     <w:t xml:space="preserve">You cannot tell.</w:t>
                   </w:r>
@@ -3483,8 +3440,8 @@
                 <w:rFonts w:ascii="Avenir Next" w:hAnsi="Avenir Next" w:cs="Avenir Next" w:eastAsia="Avenir Next"/>
                 <w:b/>
                 <w:color w:val="1A1A1A"/>
-                <w:sz w:val="20"/>
-                <w:szCs w:val="20"/>
+                <w:sz w:val="21"/>
+                <w:szCs w:val="21"/>
               </w:rPr>
               <w:t xml:space="preserve">11.</w:t>
             </w:r>
@@ -3492,8 +3449,8 @@
               <w:rPr>
                 <w:rFonts w:ascii="Avenir Next" w:hAnsi="Avenir Next" w:cs="Avenir Next" w:eastAsia="Avenir Next"/>
                 <w:color w:val="1A1A1A"/>
-                <w:sz w:val="20"/>
-                <w:szCs w:val="20"/>
+                <w:sz w:val="21"/>
+                <w:szCs w:val="21"/>
               </w:rPr>
               <w:tab/>
             </w:r>
@@ -3501,8 +3458,8 @@
               <w:rPr>
                 <w:rFonts w:ascii="Avenir Next" w:hAnsi="Avenir Next" w:cs="Avenir Next" w:eastAsia="Avenir Next"/>
                 <w:color w:val="1A1A1A"/>
-                <w:sz w:val="20"/>
-                <w:szCs w:val="20"/>
+                <w:sz w:val="21"/>
+                <w:szCs w:val="21"/>
               </w:rPr>
               <w:t xml:space="preserve">Which is least: 0.3, 1/4, or 28%?</w:t>
             </w:r>
@@ -3557,8 +3514,8 @@
                       <w:rFonts w:ascii="Avenir Next" w:hAnsi="Avenir Next" w:cs="Avenir Next" w:eastAsia="Avenir Next"/>
                       <w:b/>
                       <w:color w:val="003A70"/>
-                      <w:sz w:val="19"/>
-                      <w:szCs w:val="19"/>
+                      <w:sz w:val="20"/>
+                      <w:szCs w:val="20"/>
                     </w:rPr>
                     <w:t xml:space="preserve">A</w:t>
                   </w:r>
@@ -3566,8 +3523,8 @@
                     <w:rPr>
                       <w:rFonts w:ascii="Avenir Next" w:hAnsi="Avenir Next" w:cs="Avenir Next" w:eastAsia="Avenir Next"/>
                       <w:color w:val="1A1A1A"/>
-                      <w:sz w:val="19"/>
-                      <w:szCs w:val="19"/>
+                      <w:sz w:val="20"/>
+                      <w:szCs w:val="20"/>
                     </w:rPr>
                     <w:tab/>
                   </w:r>
@@ -3575,8 +3532,8 @@
                     <w:rPr>
                       <w:rFonts w:ascii="Avenir Next" w:hAnsi="Avenir Next" w:cs="Avenir Next" w:eastAsia="Avenir Next"/>
                       <w:color w:val="1A1A1A"/>
-                      <w:sz w:val="19"/>
-                      <w:szCs w:val="19"/>
+                      <w:sz w:val="20"/>
+                      <w:szCs w:val="20"/>
                     </w:rPr>
                     <w:t xml:space="preserve">0.3</w:t>
                   </w:r>
@@ -3600,8 +3557,8 @@
                       <w:rFonts w:ascii="Avenir Next" w:hAnsi="Avenir Next" w:cs="Avenir Next" w:eastAsia="Avenir Next"/>
                       <w:b/>
                       <w:color w:val="003A70"/>
-                      <w:sz w:val="19"/>
-                      <w:szCs w:val="19"/>
+                      <w:sz w:val="20"/>
+                      <w:szCs w:val="20"/>
                     </w:rPr>
                     <w:t xml:space="preserve">B</w:t>
                   </w:r>
@@ -3609,8 +3566,8 @@
                     <w:rPr>
                       <w:rFonts w:ascii="Avenir Next" w:hAnsi="Avenir Next" w:cs="Avenir Next" w:eastAsia="Avenir Next"/>
                       <w:color w:val="1A1A1A"/>
-                      <w:sz w:val="19"/>
-                      <w:szCs w:val="19"/>
+                      <w:sz w:val="20"/>
+                      <w:szCs w:val="20"/>
                     </w:rPr>
                     <w:tab/>
                   </w:r>
@@ -3618,8 +3575,8 @@
                     <w:rPr>
                       <w:rFonts w:ascii="Avenir Next" w:hAnsi="Avenir Next" w:cs="Avenir Next" w:eastAsia="Avenir Next"/>
                       <w:color w:val="1A1A1A"/>
-                      <w:sz w:val="19"/>
-                      <w:szCs w:val="19"/>
+                      <w:sz w:val="20"/>
+                      <w:szCs w:val="20"/>
                     </w:rPr>
                     <w:t xml:space="preserve">28%</w:t>
                   </w:r>
@@ -3643,8 +3600,8 @@
                       <w:rFonts w:ascii="Avenir Next" w:hAnsi="Avenir Next" w:cs="Avenir Next" w:eastAsia="Avenir Next"/>
                       <w:b/>
                       <w:color w:val="003A70"/>
-                      <w:sz w:val="19"/>
-                      <w:szCs w:val="19"/>
+                      <w:sz w:val="20"/>
+                      <w:szCs w:val="20"/>
                     </w:rPr>
                     <w:t xml:space="preserve">C</w:t>
                   </w:r>
@@ -3652,8 +3609,8 @@
                     <w:rPr>
                       <w:rFonts w:ascii="Avenir Next" w:hAnsi="Avenir Next" w:cs="Avenir Next" w:eastAsia="Avenir Next"/>
                       <w:color w:val="1A1A1A"/>
-                      <w:sz w:val="19"/>
-                      <w:szCs w:val="19"/>
+                      <w:sz w:val="20"/>
+                      <w:szCs w:val="20"/>
                     </w:rPr>
                     <w:tab/>
                   </w:r>
@@ -3661,8 +3618,8 @@
                     <w:rPr>
                       <w:rFonts w:ascii="Avenir Next" w:hAnsi="Avenir Next" w:cs="Avenir Next" w:eastAsia="Avenir Next"/>
                       <w:color w:val="1A1A1A"/>
-                      <w:sz w:val="19"/>
-                      <w:szCs w:val="19"/>
+                      <w:sz w:val="20"/>
+                      <w:szCs w:val="20"/>
                     </w:rPr>
                     <w:t xml:space="preserve">1/4</w:t>
                   </w:r>
@@ -3686,8 +3643,8 @@
                       <w:rFonts w:ascii="Avenir Next" w:hAnsi="Avenir Next" w:cs="Avenir Next" w:eastAsia="Avenir Next"/>
                       <w:b/>
                       <w:color w:val="003A70"/>
-                      <w:sz w:val="19"/>
-                      <w:szCs w:val="19"/>
+                      <w:sz w:val="20"/>
+                      <w:szCs w:val="20"/>
                     </w:rPr>
                     <w:t xml:space="preserve">D</w:t>
                   </w:r>
@@ -3695,8 +3652,8 @@
                     <w:rPr>
                       <w:rFonts w:ascii="Avenir Next" w:hAnsi="Avenir Next" w:cs="Avenir Next" w:eastAsia="Avenir Next"/>
                       <w:color w:val="1A1A1A"/>
-                      <w:sz w:val="19"/>
-                      <w:szCs w:val="19"/>
+                      <w:sz w:val="20"/>
+                      <w:szCs w:val="20"/>
                     </w:rPr>
                     <w:tab/>
                   </w:r>
@@ -3704,8 +3661,8 @@
                     <w:rPr>
                       <w:rFonts w:ascii="Avenir Next" w:hAnsi="Avenir Next" w:cs="Avenir Next" w:eastAsia="Avenir Next"/>
                       <w:color w:val="1A1A1A"/>
-                      <w:sz w:val="19"/>
-                      <w:szCs w:val="19"/>
+                      <w:sz w:val="20"/>
+                      <w:szCs w:val="20"/>
                     </w:rPr>
                     <w:t xml:space="preserve">They are equal.</w:t>
                   </w:r>
@@ -3736,6 +3693,7 @@
           <w:tab w:val="right" w:pos="9504"/>
         </w:tabs>
         <w:spacing w:before="90" w:after="50" w:line="240" w:lineRule="auto"/>
+        <w:outlineLvl w:val="1"/>
       </w:pPr>
       <w:r>
         <w:rPr>
@@ -4297,7 +4255,7 @@
                 <w:sz w:val="14"/>
                 <w:szCs w:val="14"/>
               </w:rPr>
-              <w:t xml:space="preserve">#7</w:t>
+              <w:t xml:space="preserve">#7c</w:t>
             </w:r>
           </w:p>
         </w:tc>
